--- a/ПЗ_КП_Семенов.docx
+++ b/ПЗ_КП_Семенов.docx
@@ -1059,10 +1059,8 @@
             <w:rPr>
               <w:rFonts w:asciiTheme="minorHAnsi" w:eastAsiaTheme="minorEastAsia" w:hAnsiTheme="minorHAnsi" w:cstheme="minorBidi"/>
               <w:noProof/>
-              <w:kern w:val="2"/>
               <w:sz w:val="22"/>
               <w:szCs w:val="22"/>
-              <w14:ligatures w14:val="standardContextual"/>
             </w:rPr>
           </w:pPr>
           <w:r>
@@ -1083,7 +1081,7 @@
             </w:rPr>
             <w:fldChar w:fldCharType="separate"/>
           </w:r>
-          <w:hyperlink w:anchor="_Toc164804143" w:history="1">
+          <w:hyperlink w:anchor="_Toc227649954" w:history="1">
             <w:r>
               <w:rPr>
                 <w:rStyle w:val="aa"/>
@@ -1110,7 +1108,7 @@
                 <w:noProof/>
                 <w:webHidden/>
               </w:rPr>
-              <w:instrText xml:space="preserve"> PAGEREF _Toc164804143 \h </w:instrText>
+              <w:instrText xml:space="preserve"> PAGEREF _Toc227649954 \h </w:instrText>
             </w:r>
             <w:r>
               <w:rPr>
@@ -1150,13 +1148,11 @@
             <w:rPr>
               <w:rFonts w:asciiTheme="minorHAnsi" w:eastAsiaTheme="minorEastAsia" w:hAnsiTheme="minorHAnsi" w:cstheme="minorBidi"/>
               <w:noProof/>
-              <w:kern w:val="2"/>
               <w:sz w:val="22"/>
               <w:szCs w:val="22"/>
-              <w14:ligatures w14:val="standardContextual"/>
             </w:rPr>
           </w:pPr>
-          <w:hyperlink w:anchor="_Toc164804144" w:history="1">
+          <w:hyperlink w:anchor="_Toc227649955" w:history="1">
             <w:r>
               <w:rPr>
                 <w:rStyle w:val="aa"/>
@@ -1168,10 +1164,8 @@
               <w:rPr>
                 <w:rFonts w:asciiTheme="minorHAnsi" w:eastAsiaTheme="minorEastAsia" w:hAnsiTheme="minorHAnsi" w:cstheme="minorBidi"/>
                 <w:noProof/>
-                <w:kern w:val="2"/>
                 <w:sz w:val="22"/>
                 <w:szCs w:val="22"/>
-                <w14:ligatures w14:val="standardContextual"/>
               </w:rPr>
               <w:tab/>
             </w:r>
@@ -1201,7 +1195,7 @@
                 <w:noProof/>
                 <w:webHidden/>
               </w:rPr>
-              <w:instrText xml:space="preserve"> PAGEREF _Toc164804144 \h </w:instrText>
+              <w:instrText xml:space="preserve"> PAGEREF _Toc227649955 \h </w:instrText>
             </w:r>
             <w:r>
               <w:rPr>
@@ -1241,13 +1235,11 @@
             <w:rPr>
               <w:rFonts w:asciiTheme="minorHAnsi" w:eastAsiaTheme="minorEastAsia" w:hAnsiTheme="minorHAnsi" w:cstheme="minorBidi"/>
               <w:noProof/>
-              <w:kern w:val="2"/>
               <w:sz w:val="22"/>
               <w:szCs w:val="22"/>
-              <w14:ligatures w14:val="standardContextual"/>
             </w:rPr>
           </w:pPr>
-          <w:hyperlink w:anchor="_Toc164804145" w:history="1">
+          <w:hyperlink w:anchor="_Toc227649956" w:history="1">
             <w:r>
               <w:rPr>
                 <w:rStyle w:val="aa"/>
@@ -1259,10 +1251,8 @@
               <w:rPr>
                 <w:rFonts w:asciiTheme="minorHAnsi" w:eastAsiaTheme="minorEastAsia" w:hAnsiTheme="minorHAnsi" w:cstheme="minorBidi"/>
                 <w:noProof/>
-                <w:kern w:val="2"/>
                 <w:sz w:val="22"/>
                 <w:szCs w:val="22"/>
-                <w14:ligatures w14:val="standardContextual"/>
               </w:rPr>
               <w:tab/>
             </w:r>
@@ -1292,7 +1282,7 @@
                 <w:noProof/>
                 <w:webHidden/>
               </w:rPr>
-              <w:instrText xml:space="preserve"> PAGEREF _Toc164804145 \h </w:instrText>
+              <w:instrText xml:space="preserve"> PAGEREF _Toc227649956 \h </w:instrText>
             </w:r>
             <w:r>
               <w:rPr>
@@ -1332,13 +1322,11 @@
             <w:rPr>
               <w:rFonts w:asciiTheme="minorHAnsi" w:eastAsiaTheme="minorEastAsia" w:hAnsiTheme="minorHAnsi" w:cstheme="minorBidi"/>
               <w:noProof/>
-              <w:kern w:val="2"/>
               <w:sz w:val="22"/>
               <w:szCs w:val="22"/>
-              <w14:ligatures w14:val="standardContextual"/>
             </w:rPr>
           </w:pPr>
-          <w:hyperlink w:anchor="_Toc164804146" w:history="1">
+          <w:hyperlink w:anchor="_Toc227649957" w:history="1">
             <w:r>
               <w:rPr>
                 <w:rStyle w:val="aa"/>
@@ -1350,10 +1338,8 @@
               <w:rPr>
                 <w:rFonts w:asciiTheme="minorHAnsi" w:eastAsiaTheme="minorEastAsia" w:hAnsiTheme="minorHAnsi" w:cstheme="minorBidi"/>
                 <w:noProof/>
-                <w:kern w:val="2"/>
                 <w:sz w:val="22"/>
                 <w:szCs w:val="22"/>
-                <w14:ligatures w14:val="standardContextual"/>
               </w:rPr>
               <w:tab/>
             </w:r>
@@ -1383,7 +1369,7 @@
                 <w:noProof/>
                 <w:webHidden/>
               </w:rPr>
-              <w:instrText xml:space="preserve"> PAGEREF _Toc164804146 \h </w:instrText>
+              <w:instrText xml:space="preserve"> PAGEREF _Toc227649957 \h </w:instrText>
             </w:r>
             <w:r>
               <w:rPr>
@@ -1423,13 +1409,11 @@
             <w:rPr>
               <w:rFonts w:asciiTheme="minorHAnsi" w:eastAsiaTheme="minorEastAsia" w:hAnsiTheme="minorHAnsi" w:cstheme="minorBidi"/>
               <w:noProof/>
-              <w:kern w:val="2"/>
               <w:sz w:val="22"/>
               <w:szCs w:val="22"/>
-              <w14:ligatures w14:val="standardContextual"/>
             </w:rPr>
           </w:pPr>
-          <w:hyperlink w:anchor="_Toc164804147" w:history="1">
+          <w:hyperlink w:anchor="_Toc227649958" w:history="1">
             <w:r>
               <w:rPr>
                 <w:rStyle w:val="aa"/>
@@ -1441,10 +1425,8 @@
               <w:rPr>
                 <w:rFonts w:asciiTheme="minorHAnsi" w:eastAsiaTheme="minorEastAsia" w:hAnsiTheme="minorHAnsi" w:cstheme="minorBidi"/>
                 <w:noProof/>
-                <w:kern w:val="2"/>
                 <w:sz w:val="22"/>
                 <w:szCs w:val="22"/>
-                <w14:ligatures w14:val="standardContextual"/>
               </w:rPr>
               <w:tab/>
             </w:r>
@@ -1474,7 +1456,189 @@
                 <w:noProof/>
                 <w:webHidden/>
               </w:rPr>
-              <w:instrText xml:space="preserve"> PAGEREF _Toc164804147 \h </w:instrText>
+              <w:instrText xml:space="preserve"> PAGEREF _Toc227649958 \h </w:instrText>
+            </w:r>
+            <w:r>
+              <w:rPr>
+                <w:noProof/>
+                <w:webHidden/>
+              </w:rPr>
+            </w:r>
+            <w:r>
+              <w:rPr>
+                <w:noProof/>
+                <w:webHidden/>
+              </w:rPr>
+              <w:fldChar w:fldCharType="separate"/>
+            </w:r>
+            <w:r>
+              <w:rPr>
+                <w:noProof/>
+                <w:webHidden/>
+              </w:rPr>
+              <w:t>9</w:t>
+            </w:r>
+            <w:r>
+              <w:rPr>
+                <w:noProof/>
+                <w:webHidden/>
+              </w:rPr>
+              <w:fldChar w:fldCharType="end"/>
+            </w:r>
+          </w:hyperlink>
+        </w:p>
+        <w:p>
+          <w:pPr>
+            <w:pStyle w:val="21"/>
+            <w:tabs>
+              <w:tab w:val="left" w:pos="1320"/>
+            </w:tabs>
+            <w:rPr>
+              <w:rFonts w:asciiTheme="minorHAnsi" w:eastAsiaTheme="minorEastAsia" w:hAnsiTheme="minorHAnsi" w:cstheme="minorBidi"/>
+              <w:noProof/>
+              <w:sz w:val="22"/>
+              <w:szCs w:val="22"/>
+            </w:rPr>
+          </w:pPr>
+          <w:hyperlink w:anchor="_Toc227649959" w:history="1">
+            <w:r>
+              <w:rPr>
+                <w:rStyle w:val="aa"/>
+                <w:noProof/>
+              </w:rPr>
+              <w:t xml:space="preserve">2.1 </w:t>
+            </w:r>
+            <w:r>
+              <w:rPr>
+                <w:rFonts w:asciiTheme="minorHAnsi" w:eastAsiaTheme="minorEastAsia" w:hAnsiTheme="minorHAnsi" w:cstheme="minorBidi"/>
+                <w:noProof/>
+                <w:sz w:val="22"/>
+                <w:szCs w:val="22"/>
+              </w:rPr>
+              <w:tab/>
+            </w:r>
+            <w:r>
+              <w:rPr>
+                <w:rStyle w:val="aa"/>
+                <w:noProof/>
+                <w:lang w:val="en-US"/>
+              </w:rPr>
+              <w:t>ER</w:t>
+            </w:r>
+            <w:r>
+              <w:rPr>
+                <w:rStyle w:val="aa"/>
+                <w:noProof/>
+              </w:rPr>
+              <w:t>-диаграмма базы данных</w:t>
+            </w:r>
+            <w:r>
+              <w:rPr>
+                <w:noProof/>
+                <w:webHidden/>
+              </w:rPr>
+              <w:tab/>
+            </w:r>
+            <w:r>
+              <w:rPr>
+                <w:noProof/>
+                <w:webHidden/>
+              </w:rPr>
+              <w:fldChar w:fldCharType="begin"/>
+            </w:r>
+            <w:r>
+              <w:rPr>
+                <w:noProof/>
+                <w:webHidden/>
+              </w:rPr>
+              <w:instrText xml:space="preserve"> PAGEREF _Toc227649959 \h </w:instrText>
+            </w:r>
+            <w:r>
+              <w:rPr>
+                <w:noProof/>
+                <w:webHidden/>
+              </w:rPr>
+            </w:r>
+            <w:r>
+              <w:rPr>
+                <w:noProof/>
+                <w:webHidden/>
+              </w:rPr>
+              <w:fldChar w:fldCharType="separate"/>
+            </w:r>
+            <w:r>
+              <w:rPr>
+                <w:noProof/>
+                <w:webHidden/>
+              </w:rPr>
+              <w:t>9</w:t>
+            </w:r>
+            <w:r>
+              <w:rPr>
+                <w:noProof/>
+                <w:webHidden/>
+              </w:rPr>
+              <w:fldChar w:fldCharType="end"/>
+            </w:r>
+          </w:hyperlink>
+        </w:p>
+        <w:p>
+          <w:pPr>
+            <w:pStyle w:val="21"/>
+            <w:tabs>
+              <w:tab w:val="left" w:pos="1320"/>
+            </w:tabs>
+            <w:rPr>
+              <w:rFonts w:asciiTheme="minorHAnsi" w:eastAsiaTheme="minorEastAsia" w:hAnsiTheme="minorHAnsi" w:cstheme="minorBidi"/>
+              <w:noProof/>
+              <w:sz w:val="22"/>
+              <w:szCs w:val="22"/>
+            </w:rPr>
+          </w:pPr>
+          <w:hyperlink w:anchor="_Toc227649960" w:history="1">
+            <w:r>
+              <w:rPr>
+                <w:rStyle w:val="aa"/>
+                <w:noProof/>
+              </w:rPr>
+              <w:t xml:space="preserve">2.2 </w:t>
+            </w:r>
+            <w:r>
+              <w:rPr>
+                <w:rFonts w:asciiTheme="minorHAnsi" w:eastAsiaTheme="minorEastAsia" w:hAnsiTheme="minorHAnsi" w:cstheme="minorBidi"/>
+                <w:noProof/>
+                <w:sz w:val="22"/>
+                <w:szCs w:val="22"/>
+              </w:rPr>
+              <w:tab/>
+            </w:r>
+            <w:r>
+              <w:rPr>
+                <w:rStyle w:val="aa"/>
+                <w:noProof/>
+              </w:rPr>
+              <w:t>Словарь данных</w:t>
+            </w:r>
+            <w:r>
+              <w:rPr>
+                <w:noProof/>
+                <w:webHidden/>
+              </w:rPr>
+              <w:tab/>
+            </w:r>
+            <w:r>
+              <w:rPr>
+                <w:noProof/>
+                <w:webHidden/>
+              </w:rPr>
+              <w:fldChar w:fldCharType="begin"/>
+            </w:r>
+            <w:r>
+              <w:rPr>
+                <w:noProof/>
+                <w:webHidden/>
+              </w:rPr>
+              <w:instrText xml:space="preserve"> PAGEREF _Toc227649960 \h </w:instrText>
             </w:r>
             <w:r>
               <w:rPr>
@@ -1514,28 +1678,24 @@
             <w:rPr>
               <w:rFonts w:asciiTheme="minorHAnsi" w:eastAsiaTheme="minorEastAsia" w:hAnsiTheme="minorHAnsi" w:cstheme="minorBidi"/>
               <w:noProof/>
-              <w:kern w:val="2"/>
               <w:sz w:val="22"/>
               <w:szCs w:val="22"/>
-              <w14:ligatures w14:val="standardContextual"/>
             </w:rPr>
           </w:pPr>
-          <w:hyperlink w:anchor="_Toc164804148" w:history="1">
+          <w:hyperlink w:anchor="_Toc227649961" w:history="1">
             <w:r>
               <w:rPr>
                 <w:rStyle w:val="aa"/>
                 <w:noProof/>
               </w:rPr>
-              <w:t xml:space="preserve">2.1 </w:t>
+              <w:t xml:space="preserve">2.3 </w:t>
             </w:r>
             <w:r>
               <w:rPr>
                 <w:rFonts w:asciiTheme="minorHAnsi" w:eastAsiaTheme="minorEastAsia" w:hAnsiTheme="minorHAnsi" w:cstheme="minorBidi"/>
                 <w:noProof/>
-                <w:kern w:val="2"/>
                 <w:sz w:val="22"/>
                 <w:szCs w:val="22"/>
-                <w14:ligatures w14:val="standardContextual"/>
               </w:rPr>
               <w:tab/>
             </w:r>
@@ -1543,16 +1703,8 @@
               <w:rPr>
                 <w:rStyle w:val="aa"/>
                 <w:noProof/>
-                <w:lang w:val="en-US"/>
               </w:rPr>
-              <w:t>ER</w:t>
-            </w:r>
-            <w:r>
-              <w:rPr>
-                <w:rStyle w:val="aa"/>
-                <w:noProof/>
-              </w:rPr>
-              <w:t>-диаграмма базы данных</w:t>
+              <w:t>Диаграмма прецедентов</w:t>
             </w:r>
             <w:r>
               <w:rPr>
@@ -1573,98 +1725,7 @@
                 <w:noProof/>
                 <w:webHidden/>
               </w:rPr>
-              <w:instrText xml:space="preserve"> PAGEREF _Toc164804148 \h </w:instrText>
-            </w:r>
-            <w:r>
-              <w:rPr>
-                <w:noProof/>
-                <w:webHidden/>
-              </w:rPr>
-            </w:r>
-            <w:r>
-              <w:rPr>
-                <w:noProof/>
-                <w:webHidden/>
-              </w:rPr>
-              <w:fldChar w:fldCharType="separate"/>
-            </w:r>
-            <w:r>
-              <w:rPr>
-                <w:noProof/>
-                <w:webHidden/>
-              </w:rPr>
-              <w:t>10</w:t>
-            </w:r>
-            <w:r>
-              <w:rPr>
-                <w:noProof/>
-                <w:webHidden/>
-              </w:rPr>
-              <w:fldChar w:fldCharType="end"/>
-            </w:r>
-          </w:hyperlink>
-        </w:p>
-        <w:p>
-          <w:pPr>
-            <w:pStyle w:val="21"/>
-            <w:tabs>
-              <w:tab w:val="left" w:pos="1320"/>
-            </w:tabs>
-            <w:rPr>
-              <w:rFonts w:asciiTheme="minorHAnsi" w:eastAsiaTheme="minorEastAsia" w:hAnsiTheme="minorHAnsi" w:cstheme="minorBidi"/>
-              <w:noProof/>
-              <w:kern w:val="2"/>
-              <w:sz w:val="22"/>
-              <w:szCs w:val="22"/>
-              <w14:ligatures w14:val="standardContextual"/>
-            </w:rPr>
-          </w:pPr>
-          <w:hyperlink w:anchor="_Toc164804149" w:history="1">
-            <w:r>
-              <w:rPr>
-                <w:rStyle w:val="aa"/>
-                <w:noProof/>
-              </w:rPr>
-              <w:t xml:space="preserve">2.2 </w:t>
-            </w:r>
-            <w:r>
-              <w:rPr>
-                <w:rFonts w:asciiTheme="minorHAnsi" w:eastAsiaTheme="minorEastAsia" w:hAnsiTheme="minorHAnsi" w:cstheme="minorBidi"/>
-                <w:noProof/>
-                <w:kern w:val="2"/>
-                <w:sz w:val="22"/>
-                <w:szCs w:val="22"/>
-                <w14:ligatures w14:val="standardContextual"/>
-              </w:rPr>
-              <w:tab/>
-            </w:r>
-            <w:r>
-              <w:rPr>
-                <w:rStyle w:val="aa"/>
-                <w:noProof/>
-              </w:rPr>
-              <w:t>Словарь данных</w:t>
-            </w:r>
-            <w:r>
-              <w:rPr>
-                <w:noProof/>
-                <w:webHidden/>
-              </w:rPr>
-              <w:tab/>
-            </w:r>
-            <w:r>
-              <w:rPr>
-                <w:noProof/>
-                <w:webHidden/>
-              </w:rPr>
-              <w:fldChar w:fldCharType="begin"/>
-            </w:r>
-            <w:r>
-              <w:rPr>
-                <w:noProof/>
-                <w:webHidden/>
-              </w:rPr>
-              <w:instrText xml:space="preserve"> PAGEREF _Toc164804149 \h </w:instrText>
+              <w:instrText xml:space="preserve"> PAGEREF _Toc227649961 \h </w:instrText>
             </w:r>
             <w:r>
               <w:rPr>
@@ -1704,104 +1765,11 @@
             <w:rPr>
               <w:rFonts w:asciiTheme="minorHAnsi" w:eastAsiaTheme="minorEastAsia" w:hAnsiTheme="minorHAnsi" w:cstheme="minorBidi"/>
               <w:noProof/>
-              <w:kern w:val="2"/>
               <w:sz w:val="22"/>
               <w:szCs w:val="22"/>
-              <w14:ligatures w14:val="standardContextual"/>
             </w:rPr>
           </w:pPr>
-          <w:hyperlink w:anchor="_Toc164804150" w:history="1">
-            <w:r>
-              <w:rPr>
-                <w:rStyle w:val="aa"/>
-                <w:noProof/>
-              </w:rPr>
-              <w:t xml:space="preserve">2.3 </w:t>
-            </w:r>
-            <w:r>
-              <w:rPr>
-                <w:rFonts w:asciiTheme="minorHAnsi" w:eastAsiaTheme="minorEastAsia" w:hAnsiTheme="minorHAnsi" w:cstheme="minorBidi"/>
-                <w:noProof/>
-                <w:kern w:val="2"/>
-                <w:sz w:val="22"/>
-                <w:szCs w:val="22"/>
-                <w14:ligatures w14:val="standardContextual"/>
-              </w:rPr>
-              <w:tab/>
-            </w:r>
-            <w:r>
-              <w:rPr>
-                <w:rStyle w:val="aa"/>
-                <w:noProof/>
-              </w:rPr>
-              <w:t>Диаграмма прецедентов</w:t>
-            </w:r>
-            <w:r>
-              <w:rPr>
-                <w:noProof/>
-                <w:webHidden/>
-              </w:rPr>
-              <w:tab/>
-            </w:r>
-            <w:r>
-              <w:rPr>
-                <w:noProof/>
-                <w:webHidden/>
-              </w:rPr>
-              <w:fldChar w:fldCharType="begin"/>
-            </w:r>
-            <w:r>
-              <w:rPr>
-                <w:noProof/>
-                <w:webHidden/>
-              </w:rPr>
-              <w:instrText xml:space="preserve"> PAGEREF _Toc164804150 \h </w:instrText>
-            </w:r>
-            <w:r>
-              <w:rPr>
-                <w:noProof/>
-                <w:webHidden/>
-              </w:rPr>
-            </w:r>
-            <w:r>
-              <w:rPr>
-                <w:noProof/>
-                <w:webHidden/>
-              </w:rPr>
-              <w:fldChar w:fldCharType="separate"/>
-            </w:r>
-            <w:r>
-              <w:rPr>
-                <w:noProof/>
-                <w:webHidden/>
-              </w:rPr>
-              <w:t>13</w:t>
-            </w:r>
-            <w:r>
-              <w:rPr>
-                <w:noProof/>
-                <w:webHidden/>
-              </w:rPr>
-              <w:fldChar w:fldCharType="end"/>
-            </w:r>
-          </w:hyperlink>
-        </w:p>
-        <w:p>
-          <w:pPr>
-            <w:pStyle w:val="21"/>
-            <w:tabs>
-              <w:tab w:val="left" w:pos="1320"/>
-            </w:tabs>
-            <w:rPr>
-              <w:rFonts w:asciiTheme="minorHAnsi" w:eastAsiaTheme="minorEastAsia" w:hAnsiTheme="minorHAnsi" w:cstheme="minorBidi"/>
-              <w:noProof/>
-              <w:kern w:val="2"/>
-              <w:sz w:val="22"/>
-              <w:szCs w:val="22"/>
-              <w14:ligatures w14:val="standardContextual"/>
-            </w:rPr>
-          </w:pPr>
-          <w:hyperlink w:anchor="_Toc164804151" w:history="1">
+          <w:hyperlink w:anchor="_Toc227649962" w:history="1">
             <w:r>
               <w:rPr>
                 <w:rStyle w:val="aa"/>
@@ -1813,10 +1781,8 @@
               <w:rPr>
                 <w:rFonts w:asciiTheme="minorHAnsi" w:eastAsiaTheme="minorEastAsia" w:hAnsiTheme="minorHAnsi" w:cstheme="minorBidi"/>
                 <w:noProof/>
-                <w:kern w:val="2"/>
                 <w:sz w:val="22"/>
                 <w:szCs w:val="22"/>
-                <w14:ligatures w14:val="standardContextual"/>
               </w:rPr>
               <w:tab/>
             </w:r>
@@ -1846,7 +1812,7 @@
                 <w:noProof/>
                 <w:webHidden/>
               </w:rPr>
-              <w:instrText xml:space="preserve"> PAGEREF _Toc164804151 \h </w:instrText>
+              <w:instrText xml:space="preserve"> PAGEREF _Toc227649962 \h </w:instrText>
             </w:r>
             <w:r>
               <w:rPr>
@@ -1866,7 +1832,7 @@
                 <w:noProof/>
                 <w:webHidden/>
               </w:rPr>
-              <w:t>13</w:t>
+              <w:t>12</w:t>
             </w:r>
             <w:r>
               <w:rPr>
@@ -1886,13 +1852,11 @@
             <w:rPr>
               <w:rFonts w:asciiTheme="minorHAnsi" w:eastAsiaTheme="minorEastAsia" w:hAnsiTheme="minorHAnsi" w:cstheme="minorBidi"/>
               <w:noProof/>
-              <w:kern w:val="2"/>
               <w:sz w:val="22"/>
               <w:szCs w:val="22"/>
-              <w14:ligatures w14:val="standardContextual"/>
             </w:rPr>
           </w:pPr>
-          <w:hyperlink w:anchor="_Toc164804152" w:history="1">
+          <w:hyperlink w:anchor="_Toc227649963" w:history="1">
             <w:r>
               <w:rPr>
                 <w:rStyle w:val="aa"/>
@@ -1904,10 +1868,8 @@
               <w:rPr>
                 <w:rFonts w:asciiTheme="minorHAnsi" w:eastAsiaTheme="minorEastAsia" w:hAnsiTheme="minorHAnsi" w:cstheme="minorBidi"/>
                 <w:noProof/>
-                <w:kern w:val="2"/>
                 <w:sz w:val="22"/>
                 <w:szCs w:val="22"/>
-                <w14:ligatures w14:val="standardContextual"/>
               </w:rPr>
               <w:tab/>
             </w:r>
@@ -1937,7 +1899,7 @@
                 <w:noProof/>
                 <w:webHidden/>
               </w:rPr>
-              <w:instrText xml:space="preserve"> PAGEREF _Toc164804152 \h </w:instrText>
+              <w:instrText xml:space="preserve"> PAGEREF _Toc227649963 \h </w:instrText>
             </w:r>
             <w:r>
               <w:rPr>
@@ -1957,7 +1919,7 @@
                 <w:noProof/>
                 <w:webHidden/>
               </w:rPr>
-              <w:t>15</w:t>
+              <w:t>14</w:t>
             </w:r>
             <w:r>
               <w:rPr>
@@ -1977,13 +1939,11 @@
             <w:rPr>
               <w:rFonts w:asciiTheme="minorHAnsi" w:eastAsiaTheme="minorEastAsia" w:hAnsiTheme="minorHAnsi" w:cstheme="minorBidi"/>
               <w:noProof/>
-              <w:kern w:val="2"/>
               <w:sz w:val="22"/>
               <w:szCs w:val="22"/>
-              <w14:ligatures w14:val="standardContextual"/>
             </w:rPr>
           </w:pPr>
-          <w:hyperlink w:anchor="_Toc164804153" w:history="1">
+          <w:hyperlink w:anchor="_Toc227649964" w:history="1">
             <w:r>
               <w:rPr>
                 <w:rStyle w:val="aa"/>
@@ -1995,10 +1955,8 @@
               <w:rPr>
                 <w:rFonts w:asciiTheme="minorHAnsi" w:eastAsiaTheme="minorEastAsia" w:hAnsiTheme="minorHAnsi" w:cstheme="minorBidi"/>
                 <w:noProof/>
-                <w:kern w:val="2"/>
                 <w:sz w:val="22"/>
                 <w:szCs w:val="22"/>
-                <w14:ligatures w14:val="standardContextual"/>
               </w:rPr>
               <w:tab/>
             </w:r>
@@ -2028,7 +1986,7 @@
                 <w:noProof/>
                 <w:webHidden/>
               </w:rPr>
-              <w:instrText xml:space="preserve"> PAGEREF _Toc164804153 \h </w:instrText>
+              <w:instrText xml:space="preserve"> PAGEREF _Toc227649964 \h </w:instrText>
             </w:r>
             <w:r>
               <w:rPr>
@@ -2068,13 +2026,11 @@
             <w:rPr>
               <w:rFonts w:asciiTheme="minorHAnsi" w:eastAsiaTheme="minorEastAsia" w:hAnsiTheme="minorHAnsi" w:cstheme="minorBidi"/>
               <w:noProof/>
-              <w:kern w:val="2"/>
               <w:sz w:val="22"/>
               <w:szCs w:val="22"/>
-              <w14:ligatures w14:val="standardContextual"/>
             </w:rPr>
           </w:pPr>
-          <w:hyperlink w:anchor="_Toc164804154" w:history="1">
+          <w:hyperlink w:anchor="_Toc227649965" w:history="1">
             <w:r>
               <w:rPr>
                 <w:rStyle w:val="aa"/>
@@ -2086,10 +2042,8 @@
               <w:rPr>
                 <w:rFonts w:asciiTheme="minorHAnsi" w:eastAsiaTheme="minorEastAsia" w:hAnsiTheme="minorHAnsi" w:cstheme="minorBidi"/>
                 <w:noProof/>
-                <w:kern w:val="2"/>
                 <w:sz w:val="22"/>
                 <w:szCs w:val="22"/>
-                <w14:ligatures w14:val="standardContextual"/>
               </w:rPr>
               <w:tab/>
             </w:r>
@@ -2119,7 +2073,268 @@
                 <w:noProof/>
                 <w:webHidden/>
               </w:rPr>
-              <w:instrText xml:space="preserve"> PAGEREF _Toc164804154 \h </w:instrText>
+              <w:instrText xml:space="preserve"> PAGEREF _Toc227649965 \h </w:instrText>
+            </w:r>
+            <w:r>
+              <w:rPr>
+                <w:noProof/>
+                <w:webHidden/>
+              </w:rPr>
+            </w:r>
+            <w:r>
+              <w:rPr>
+                <w:noProof/>
+                <w:webHidden/>
+              </w:rPr>
+              <w:fldChar w:fldCharType="separate"/>
+            </w:r>
+            <w:r>
+              <w:rPr>
+                <w:noProof/>
+                <w:webHidden/>
+              </w:rPr>
+              <w:t>25</w:t>
+            </w:r>
+            <w:r>
+              <w:rPr>
+                <w:noProof/>
+                <w:webHidden/>
+              </w:rPr>
+              <w:fldChar w:fldCharType="end"/>
+            </w:r>
+          </w:hyperlink>
+        </w:p>
+        <w:p>
+          <w:pPr>
+            <w:pStyle w:val="21"/>
+            <w:tabs>
+              <w:tab w:val="left" w:pos="1320"/>
+            </w:tabs>
+            <w:rPr>
+              <w:rFonts w:asciiTheme="minorHAnsi" w:eastAsiaTheme="minorEastAsia" w:hAnsiTheme="minorHAnsi" w:cstheme="minorBidi"/>
+              <w:noProof/>
+              <w:sz w:val="22"/>
+              <w:szCs w:val="22"/>
+            </w:rPr>
+          </w:pPr>
+          <w:hyperlink w:anchor="_Toc227649966" w:history="1">
+            <w:r>
+              <w:rPr>
+                <w:rStyle w:val="aa"/>
+                <w:noProof/>
+              </w:rPr>
+              <w:t xml:space="preserve">3.1 </w:t>
+            </w:r>
+            <w:r>
+              <w:rPr>
+                <w:rFonts w:asciiTheme="minorHAnsi" w:eastAsiaTheme="minorEastAsia" w:hAnsiTheme="minorHAnsi" w:cstheme="minorBidi"/>
+                <w:noProof/>
+                <w:sz w:val="22"/>
+                <w:szCs w:val="22"/>
+              </w:rPr>
+              <w:tab/>
+            </w:r>
+            <w:r>
+              <w:rPr>
+                <w:rStyle w:val="aa"/>
+                <w:noProof/>
+              </w:rPr>
+              <w:t>Инструментальные средства разработки приложения</w:t>
+            </w:r>
+            <w:r>
+              <w:rPr>
+                <w:noProof/>
+                <w:webHidden/>
+              </w:rPr>
+              <w:tab/>
+            </w:r>
+            <w:r>
+              <w:rPr>
+                <w:noProof/>
+                <w:webHidden/>
+              </w:rPr>
+              <w:fldChar w:fldCharType="begin"/>
+            </w:r>
+            <w:r>
+              <w:rPr>
+                <w:noProof/>
+                <w:webHidden/>
+              </w:rPr>
+              <w:instrText xml:space="preserve"> PAGEREF _Toc227649966 \h </w:instrText>
+            </w:r>
+            <w:r>
+              <w:rPr>
+                <w:noProof/>
+                <w:webHidden/>
+              </w:rPr>
+            </w:r>
+            <w:r>
+              <w:rPr>
+                <w:noProof/>
+                <w:webHidden/>
+              </w:rPr>
+              <w:fldChar w:fldCharType="separate"/>
+            </w:r>
+            <w:r>
+              <w:rPr>
+                <w:noProof/>
+                <w:webHidden/>
+              </w:rPr>
+              <w:t>25</w:t>
+            </w:r>
+            <w:r>
+              <w:rPr>
+                <w:noProof/>
+                <w:webHidden/>
+              </w:rPr>
+              <w:fldChar w:fldCharType="end"/>
+            </w:r>
+          </w:hyperlink>
+        </w:p>
+        <w:p>
+          <w:pPr>
+            <w:pStyle w:val="21"/>
+            <w:tabs>
+              <w:tab w:val="left" w:pos="1320"/>
+            </w:tabs>
+            <w:rPr>
+              <w:rFonts w:asciiTheme="minorHAnsi" w:eastAsiaTheme="minorEastAsia" w:hAnsiTheme="minorHAnsi" w:cstheme="minorBidi"/>
+              <w:noProof/>
+              <w:sz w:val="22"/>
+              <w:szCs w:val="22"/>
+            </w:rPr>
+          </w:pPr>
+          <w:hyperlink w:anchor="_Toc227649967" w:history="1">
+            <w:r>
+              <w:rPr>
+                <w:rStyle w:val="aa"/>
+                <w:noProof/>
+              </w:rPr>
+              <w:t xml:space="preserve">3.2 </w:t>
+            </w:r>
+            <w:r>
+              <w:rPr>
+                <w:rFonts w:asciiTheme="minorHAnsi" w:eastAsiaTheme="minorEastAsia" w:hAnsiTheme="minorHAnsi" w:cstheme="minorBidi"/>
+                <w:noProof/>
+                <w:sz w:val="22"/>
+                <w:szCs w:val="22"/>
+              </w:rPr>
+              <w:tab/>
+            </w:r>
+            <w:r>
+              <w:rPr>
+                <w:rStyle w:val="aa"/>
+                <w:noProof/>
+              </w:rPr>
+              <w:t>Реализация базы данных</w:t>
+            </w:r>
+            <w:r>
+              <w:rPr>
+                <w:noProof/>
+                <w:webHidden/>
+              </w:rPr>
+              <w:tab/>
+            </w:r>
+            <w:r>
+              <w:rPr>
+                <w:noProof/>
+                <w:webHidden/>
+              </w:rPr>
+              <w:fldChar w:fldCharType="begin"/>
+            </w:r>
+            <w:r>
+              <w:rPr>
+                <w:noProof/>
+                <w:webHidden/>
+              </w:rPr>
+              <w:instrText xml:space="preserve"> PAGEREF _Toc227649967 \h </w:instrText>
+            </w:r>
+            <w:r>
+              <w:rPr>
+                <w:noProof/>
+                <w:webHidden/>
+              </w:rPr>
+            </w:r>
+            <w:r>
+              <w:rPr>
+                <w:noProof/>
+                <w:webHidden/>
+              </w:rPr>
+              <w:fldChar w:fldCharType="separate"/>
+            </w:r>
+            <w:r>
+              <w:rPr>
+                <w:noProof/>
+                <w:webHidden/>
+              </w:rPr>
+              <w:t>26</w:t>
+            </w:r>
+            <w:r>
+              <w:rPr>
+                <w:noProof/>
+                <w:webHidden/>
+              </w:rPr>
+              <w:fldChar w:fldCharType="end"/>
+            </w:r>
+          </w:hyperlink>
+        </w:p>
+        <w:p>
+          <w:pPr>
+            <w:pStyle w:val="21"/>
+            <w:tabs>
+              <w:tab w:val="left" w:pos="1320"/>
+            </w:tabs>
+            <w:rPr>
+              <w:rFonts w:asciiTheme="minorHAnsi" w:eastAsiaTheme="minorEastAsia" w:hAnsiTheme="minorHAnsi" w:cstheme="minorBidi"/>
+              <w:noProof/>
+              <w:sz w:val="22"/>
+              <w:szCs w:val="22"/>
+            </w:rPr>
+          </w:pPr>
+          <w:hyperlink w:anchor="_Toc227649968" w:history="1">
+            <w:r>
+              <w:rPr>
+                <w:rStyle w:val="aa"/>
+                <w:noProof/>
+              </w:rPr>
+              <w:t xml:space="preserve">3.3 </w:t>
+            </w:r>
+            <w:r>
+              <w:rPr>
+                <w:rFonts w:asciiTheme="minorHAnsi" w:eastAsiaTheme="minorEastAsia" w:hAnsiTheme="minorHAnsi" w:cstheme="minorBidi"/>
+                <w:noProof/>
+                <w:sz w:val="22"/>
+                <w:szCs w:val="22"/>
+              </w:rPr>
+              <w:tab/>
+            </w:r>
+            <w:r>
+              <w:rPr>
+                <w:rStyle w:val="aa"/>
+                <w:noProof/>
+              </w:rPr>
+              <w:t>Структура классов приложения</w:t>
+            </w:r>
+            <w:r>
+              <w:rPr>
+                <w:noProof/>
+                <w:webHidden/>
+              </w:rPr>
+              <w:tab/>
+            </w:r>
+            <w:r>
+              <w:rPr>
+                <w:noProof/>
+                <w:webHidden/>
+              </w:rPr>
+              <w:fldChar w:fldCharType="begin"/>
+            </w:r>
+            <w:r>
+              <w:rPr>
+                <w:noProof/>
+                <w:webHidden/>
+              </w:rPr>
+              <w:instrText xml:space="preserve"> PAGEREF _Toc227649968 \h </w:instrText>
             </w:r>
             <w:r>
               <w:rPr>
@@ -2159,28 +2374,24 @@
             <w:rPr>
               <w:rFonts w:asciiTheme="minorHAnsi" w:eastAsiaTheme="minorEastAsia" w:hAnsiTheme="minorHAnsi" w:cstheme="minorBidi"/>
               <w:noProof/>
-              <w:kern w:val="2"/>
               <w:sz w:val="22"/>
               <w:szCs w:val="22"/>
-              <w14:ligatures w14:val="standardContextual"/>
             </w:rPr>
           </w:pPr>
-          <w:hyperlink w:anchor="_Toc164804155" w:history="1">
+          <w:hyperlink w:anchor="_Toc227649969" w:history="1">
             <w:r>
               <w:rPr>
                 <w:rStyle w:val="aa"/>
                 <w:noProof/>
               </w:rPr>
-              <w:t xml:space="preserve">3.1 </w:t>
+              <w:t xml:space="preserve">3.4 </w:t>
             </w:r>
             <w:r>
               <w:rPr>
                 <w:rFonts w:asciiTheme="minorHAnsi" w:eastAsiaTheme="minorEastAsia" w:hAnsiTheme="minorHAnsi" w:cstheme="minorBidi"/>
                 <w:noProof/>
-                <w:kern w:val="2"/>
                 <w:sz w:val="22"/>
                 <w:szCs w:val="22"/>
-                <w14:ligatures w14:val="standardContextual"/>
               </w:rPr>
               <w:tab/>
             </w:r>
@@ -2189,7 +2400,7 @@
                 <w:rStyle w:val="aa"/>
                 <w:noProof/>
               </w:rPr>
-              <w:t>Инструментальные средства разработки приложения</w:t>
+              <w:t>Разработка интерфейса</w:t>
             </w:r>
             <w:r>
               <w:rPr>
@@ -2210,7 +2421,7 @@
                 <w:noProof/>
                 <w:webHidden/>
               </w:rPr>
-              <w:instrText xml:space="preserve"> PAGEREF _Toc164804155 \h </w:instrText>
+              <w:instrText xml:space="preserve"> PAGEREF _Toc227649969 \h </w:instrText>
             </w:r>
             <w:r>
               <w:rPr>
@@ -2250,28 +2461,24 @@
             <w:rPr>
               <w:rFonts w:asciiTheme="minorHAnsi" w:eastAsiaTheme="minorEastAsia" w:hAnsiTheme="minorHAnsi" w:cstheme="minorBidi"/>
               <w:noProof/>
-              <w:kern w:val="2"/>
               <w:sz w:val="22"/>
               <w:szCs w:val="22"/>
-              <w14:ligatures w14:val="standardContextual"/>
             </w:rPr>
           </w:pPr>
-          <w:hyperlink w:anchor="_Toc164804156" w:history="1">
+          <w:hyperlink w:anchor="_Toc227649970" w:history="1">
             <w:r>
               <w:rPr>
                 <w:rStyle w:val="aa"/>
                 <w:noProof/>
               </w:rPr>
-              <w:t xml:space="preserve">3.2 </w:t>
+              <w:t xml:space="preserve">3.5 </w:t>
             </w:r>
             <w:r>
               <w:rPr>
                 <w:rFonts w:asciiTheme="minorHAnsi" w:eastAsiaTheme="minorEastAsia" w:hAnsiTheme="minorHAnsi" w:cstheme="minorBidi"/>
                 <w:noProof/>
-                <w:kern w:val="2"/>
                 <w:sz w:val="22"/>
                 <w:szCs w:val="22"/>
-                <w14:ligatures w14:val="standardContextual"/>
               </w:rPr>
               <w:tab/>
             </w:r>
@@ -2280,7 +2487,7 @@
                 <w:rStyle w:val="aa"/>
                 <w:noProof/>
               </w:rPr>
-              <w:t>Реализация базы данных</w:t>
+              <w:t>Экспорт в Excel</w:t>
             </w:r>
             <w:r>
               <w:rPr>
@@ -2301,7 +2508,7 @@
                 <w:noProof/>
                 <w:webHidden/>
               </w:rPr>
-              <w:instrText xml:space="preserve"> PAGEREF _Toc164804156 \h </w:instrText>
+              <w:instrText xml:space="preserve"> PAGEREF _Toc227649970 \h </w:instrText>
             </w:r>
             <w:r>
               <w:rPr>
@@ -2321,189 +2528,7 @@
                 <w:noProof/>
                 <w:webHidden/>
               </w:rPr>
-              <w:t>28</w:t>
-            </w:r>
-            <w:r>
-              <w:rPr>
-                <w:noProof/>
-                <w:webHidden/>
-              </w:rPr>
-              <w:fldChar w:fldCharType="end"/>
-            </w:r>
-          </w:hyperlink>
-        </w:p>
-        <w:p>
-          <w:pPr>
-            <w:pStyle w:val="21"/>
-            <w:tabs>
-              <w:tab w:val="left" w:pos="1320"/>
-            </w:tabs>
-            <w:rPr>
-              <w:rFonts w:asciiTheme="minorHAnsi" w:eastAsiaTheme="minorEastAsia" w:hAnsiTheme="minorHAnsi" w:cstheme="minorBidi"/>
-              <w:noProof/>
-              <w:kern w:val="2"/>
-              <w:sz w:val="22"/>
-              <w:szCs w:val="22"/>
-              <w14:ligatures w14:val="standardContextual"/>
-            </w:rPr>
-          </w:pPr>
-          <w:hyperlink w:anchor="_Toc164804157" w:history="1">
-            <w:r>
-              <w:rPr>
-                <w:rStyle w:val="aa"/>
-                <w:noProof/>
-              </w:rPr>
-              <w:t xml:space="preserve">3.3 </w:t>
-            </w:r>
-            <w:r>
-              <w:rPr>
-                <w:rFonts w:asciiTheme="minorHAnsi" w:eastAsiaTheme="minorEastAsia" w:hAnsiTheme="minorHAnsi" w:cstheme="minorBidi"/>
-                <w:noProof/>
-                <w:kern w:val="2"/>
-                <w:sz w:val="22"/>
-                <w:szCs w:val="22"/>
-                <w14:ligatures w14:val="standardContextual"/>
-              </w:rPr>
-              <w:tab/>
-            </w:r>
-            <w:r>
-              <w:rPr>
-                <w:rStyle w:val="aa"/>
-                <w:noProof/>
-              </w:rPr>
-              <w:t>Структура классов приложения</w:t>
-            </w:r>
-            <w:r>
-              <w:rPr>
-                <w:noProof/>
-                <w:webHidden/>
-              </w:rPr>
-              <w:tab/>
-            </w:r>
-            <w:r>
-              <w:rPr>
-                <w:noProof/>
-                <w:webHidden/>
-              </w:rPr>
-              <w:fldChar w:fldCharType="begin"/>
-            </w:r>
-            <w:r>
-              <w:rPr>
-                <w:noProof/>
-                <w:webHidden/>
-              </w:rPr>
-              <w:instrText xml:space="preserve"> PAGEREF _Toc164804157 \h </w:instrText>
-            </w:r>
-            <w:r>
-              <w:rPr>
-                <w:noProof/>
-                <w:webHidden/>
-              </w:rPr>
-            </w:r>
-            <w:r>
-              <w:rPr>
-                <w:noProof/>
-                <w:webHidden/>
-              </w:rPr>
-              <w:fldChar w:fldCharType="separate"/>
-            </w:r>
-            <w:r>
-              <w:rPr>
-                <w:noProof/>
-                <w:webHidden/>
-              </w:rPr>
-              <w:t>29</w:t>
-            </w:r>
-            <w:r>
-              <w:rPr>
-                <w:noProof/>
-                <w:webHidden/>
-              </w:rPr>
-              <w:fldChar w:fldCharType="end"/>
-            </w:r>
-          </w:hyperlink>
-        </w:p>
-        <w:p>
-          <w:pPr>
-            <w:pStyle w:val="21"/>
-            <w:tabs>
-              <w:tab w:val="left" w:pos="1320"/>
-            </w:tabs>
-            <w:rPr>
-              <w:rFonts w:asciiTheme="minorHAnsi" w:eastAsiaTheme="minorEastAsia" w:hAnsiTheme="minorHAnsi" w:cstheme="minorBidi"/>
-              <w:noProof/>
-              <w:kern w:val="2"/>
-              <w:sz w:val="22"/>
-              <w:szCs w:val="22"/>
-              <w14:ligatures w14:val="standardContextual"/>
-            </w:rPr>
-          </w:pPr>
-          <w:hyperlink w:anchor="_Toc164804158" w:history="1">
-            <w:r>
-              <w:rPr>
-                <w:rStyle w:val="aa"/>
-                <w:noProof/>
-              </w:rPr>
-              <w:t xml:space="preserve">3.4 </w:t>
-            </w:r>
-            <w:r>
-              <w:rPr>
-                <w:rFonts w:asciiTheme="minorHAnsi" w:eastAsiaTheme="minorEastAsia" w:hAnsiTheme="minorHAnsi" w:cstheme="minorBidi"/>
-                <w:noProof/>
-                <w:kern w:val="2"/>
-                <w:sz w:val="22"/>
-                <w:szCs w:val="22"/>
-                <w14:ligatures w14:val="standardContextual"/>
-              </w:rPr>
-              <w:tab/>
-            </w:r>
-            <w:r>
-              <w:rPr>
-                <w:rStyle w:val="aa"/>
-                <w:noProof/>
-              </w:rPr>
-              <w:t>Разработка интерфейса</w:t>
-            </w:r>
-            <w:r>
-              <w:rPr>
-                <w:noProof/>
-                <w:webHidden/>
-              </w:rPr>
-              <w:tab/>
-            </w:r>
-            <w:r>
-              <w:rPr>
-                <w:noProof/>
-                <w:webHidden/>
-              </w:rPr>
-              <w:fldChar w:fldCharType="begin"/>
-            </w:r>
-            <w:r>
-              <w:rPr>
-                <w:noProof/>
-                <w:webHidden/>
-              </w:rPr>
-              <w:instrText xml:space="preserve"> PAGEREF _Toc164804158 \h </w:instrText>
-            </w:r>
-            <w:r>
-              <w:rPr>
-                <w:noProof/>
-                <w:webHidden/>
-              </w:rPr>
-            </w:r>
-            <w:r>
-              <w:rPr>
-                <w:noProof/>
-                <w:webHidden/>
-              </w:rPr>
-              <w:fldChar w:fldCharType="separate"/>
-            </w:r>
-            <w:r>
-              <w:rPr>
-                <w:noProof/>
-                <w:webHidden/>
-              </w:rPr>
-              <w:t>30</w:t>
+              <w:t>34</w:t>
             </w:r>
             <w:r>
               <w:rPr>
@@ -2523,13 +2548,11 @@
             <w:rPr>
               <w:rFonts w:asciiTheme="minorHAnsi" w:eastAsiaTheme="minorEastAsia" w:hAnsiTheme="minorHAnsi" w:cstheme="minorBidi"/>
               <w:noProof/>
-              <w:kern w:val="2"/>
               <w:sz w:val="22"/>
               <w:szCs w:val="22"/>
-              <w14:ligatures w14:val="standardContextual"/>
             </w:rPr>
           </w:pPr>
-          <w:hyperlink w:anchor="_Toc164804159" w:history="1">
+          <w:hyperlink w:anchor="_Toc227649971" w:history="1">
             <w:r>
               <w:rPr>
                 <w:rStyle w:val="aa"/>
@@ -2541,10 +2564,8 @@
               <w:rPr>
                 <w:rFonts w:asciiTheme="minorHAnsi" w:eastAsiaTheme="minorEastAsia" w:hAnsiTheme="minorHAnsi" w:cstheme="minorBidi"/>
                 <w:noProof/>
-                <w:kern w:val="2"/>
                 <w:sz w:val="22"/>
                 <w:szCs w:val="22"/>
-                <w14:ligatures w14:val="standardContextual"/>
               </w:rPr>
               <w:tab/>
             </w:r>
@@ -2574,7 +2595,7 @@
                 <w:noProof/>
                 <w:webHidden/>
               </w:rPr>
-              <w:instrText xml:space="preserve"> PAGEREF _Toc164804159 \h </w:instrText>
+              <w:instrText xml:space="preserve"> PAGEREF _Toc227649971 \h </w:instrText>
             </w:r>
             <w:r>
               <w:rPr>
@@ -2594,7 +2615,7 @@
                 <w:noProof/>
                 <w:webHidden/>
               </w:rPr>
-              <w:t>39</w:t>
+              <w:t>36</w:t>
             </w:r>
             <w:r>
               <w:rPr>
@@ -2614,13 +2635,11 @@
             <w:rPr>
               <w:rFonts w:asciiTheme="minorHAnsi" w:eastAsiaTheme="minorEastAsia" w:hAnsiTheme="minorHAnsi" w:cstheme="minorBidi"/>
               <w:noProof/>
-              <w:kern w:val="2"/>
               <w:sz w:val="22"/>
               <w:szCs w:val="22"/>
-              <w14:ligatures w14:val="standardContextual"/>
             </w:rPr>
           </w:pPr>
-          <w:hyperlink w:anchor="_Toc164804160" w:history="1">
+          <w:hyperlink w:anchor="_Toc227649972" w:history="1">
             <w:r>
               <w:rPr>
                 <w:rStyle w:val="aa"/>
@@ -2632,10 +2651,8 @@
               <w:rPr>
                 <w:rFonts w:asciiTheme="minorHAnsi" w:eastAsiaTheme="minorEastAsia" w:hAnsiTheme="minorHAnsi" w:cstheme="minorBidi"/>
                 <w:noProof/>
-                <w:kern w:val="2"/>
                 <w:sz w:val="22"/>
                 <w:szCs w:val="22"/>
-                <w14:ligatures w14:val="standardContextual"/>
               </w:rPr>
               <w:tab/>
             </w:r>
@@ -2665,7 +2682,7 @@
                 <w:noProof/>
                 <w:webHidden/>
               </w:rPr>
-              <w:instrText xml:space="preserve"> PAGEREF _Toc164804160 \h </w:instrText>
+              <w:instrText xml:space="preserve"> PAGEREF _Toc227649972 \h </w:instrText>
             </w:r>
             <w:r>
               <w:rPr>
@@ -2685,7 +2702,7 @@
                 <w:noProof/>
                 <w:webHidden/>
               </w:rPr>
-              <w:t>39</w:t>
+              <w:t>36</w:t>
             </w:r>
             <w:r>
               <w:rPr>
@@ -2705,13 +2722,11 @@
             <w:rPr>
               <w:rFonts w:asciiTheme="minorHAnsi" w:eastAsiaTheme="minorEastAsia" w:hAnsiTheme="minorHAnsi" w:cstheme="minorBidi"/>
               <w:noProof/>
-              <w:kern w:val="2"/>
               <w:sz w:val="22"/>
               <w:szCs w:val="22"/>
-              <w14:ligatures w14:val="standardContextual"/>
             </w:rPr>
           </w:pPr>
-          <w:hyperlink w:anchor="_Toc164804161" w:history="1">
+          <w:hyperlink w:anchor="_Toc227649973" w:history="1">
             <w:r>
               <w:rPr>
                 <w:rStyle w:val="aa"/>
@@ -2723,10 +2738,8 @@
               <w:rPr>
                 <w:rFonts w:asciiTheme="minorHAnsi" w:eastAsiaTheme="minorEastAsia" w:hAnsiTheme="minorHAnsi" w:cstheme="minorBidi"/>
                 <w:noProof/>
-                <w:kern w:val="2"/>
                 <w:sz w:val="22"/>
                 <w:szCs w:val="22"/>
-                <w14:ligatures w14:val="standardContextual"/>
               </w:rPr>
               <w:tab/>
             </w:r>
@@ -2756,7 +2769,7 @@
                 <w:noProof/>
                 <w:webHidden/>
               </w:rPr>
-              <w:instrText xml:space="preserve"> PAGEREF _Toc164804161 \h </w:instrText>
+              <w:instrText xml:space="preserve"> PAGEREF _Toc227649973 \h </w:instrText>
             </w:r>
             <w:r>
               <w:rPr>
@@ -2776,7 +2789,7 @@
                 <w:noProof/>
                 <w:webHidden/>
               </w:rPr>
-              <w:t>40</w:t>
+              <w:t>37</w:t>
             </w:r>
             <w:r>
               <w:rPr>
@@ -2796,13 +2809,11 @@
             <w:rPr>
               <w:rFonts w:asciiTheme="minorHAnsi" w:eastAsiaTheme="minorEastAsia" w:hAnsiTheme="minorHAnsi" w:cstheme="minorBidi"/>
               <w:noProof/>
-              <w:kern w:val="2"/>
               <w:sz w:val="22"/>
               <w:szCs w:val="22"/>
-              <w14:ligatures w14:val="standardContextual"/>
             </w:rPr>
           </w:pPr>
-          <w:hyperlink w:anchor="_Toc164804162" w:history="1">
+          <w:hyperlink w:anchor="_Toc227649974" w:history="1">
             <w:r>
               <w:rPr>
                 <w:rStyle w:val="aa"/>
@@ -2816,10 +2827,8 @@
               <w:rPr>
                 <w:rFonts w:asciiTheme="minorHAnsi" w:eastAsiaTheme="minorEastAsia" w:hAnsiTheme="minorHAnsi" w:cstheme="minorBidi"/>
                 <w:noProof/>
-                <w:kern w:val="2"/>
                 <w:sz w:val="22"/>
                 <w:szCs w:val="22"/>
-                <w14:ligatures w14:val="standardContextual"/>
               </w:rPr>
               <w:tab/>
             </w:r>
@@ -2851,7 +2860,7 @@
                 <w:noProof/>
                 <w:webHidden/>
               </w:rPr>
-              <w:instrText xml:space="preserve"> PAGEREF _Toc164804162 \h </w:instrText>
+              <w:instrText xml:space="preserve"> PAGEREF _Toc227649974 \h </w:instrText>
             </w:r>
             <w:r>
               <w:rPr>
@@ -2871,7 +2880,7 @@
                 <w:noProof/>
                 <w:webHidden/>
               </w:rPr>
-              <w:t>48</w:t>
+              <w:t>38</w:t>
             </w:r>
             <w:r>
               <w:rPr>
@@ -2891,13 +2900,11 @@
             <w:rPr>
               <w:rFonts w:asciiTheme="minorHAnsi" w:eastAsiaTheme="minorEastAsia" w:hAnsiTheme="minorHAnsi" w:cstheme="minorBidi"/>
               <w:noProof/>
-              <w:kern w:val="2"/>
               <w:sz w:val="22"/>
               <w:szCs w:val="22"/>
-              <w14:ligatures w14:val="standardContextual"/>
             </w:rPr>
           </w:pPr>
-          <w:hyperlink w:anchor="_Toc164804163" w:history="1">
+          <w:hyperlink w:anchor="_Toc227649975" w:history="1">
             <w:r>
               <w:rPr>
                 <w:rStyle w:val="aa"/>
@@ -2911,10 +2918,8 @@
               <w:rPr>
                 <w:rFonts w:asciiTheme="minorHAnsi" w:eastAsiaTheme="minorEastAsia" w:hAnsiTheme="minorHAnsi" w:cstheme="minorBidi"/>
                 <w:noProof/>
-                <w:kern w:val="2"/>
                 <w:sz w:val="22"/>
                 <w:szCs w:val="22"/>
-                <w14:ligatures w14:val="standardContextual"/>
               </w:rPr>
               <w:tab/>
             </w:r>
@@ -2956,7 +2961,7 @@
                 <w:noProof/>
                 <w:webHidden/>
               </w:rPr>
-              <w:instrText xml:space="preserve"> PAGEREF _Toc164804163 \h </w:instrText>
+              <w:instrText xml:space="preserve"> PAGEREF _Toc227649975 \h </w:instrText>
             </w:r>
             <w:r>
               <w:rPr>
@@ -2976,7 +2981,7 @@
                 <w:noProof/>
                 <w:webHidden/>
               </w:rPr>
-              <w:t>67</w:t>
+              <w:t>44</w:t>
             </w:r>
             <w:r>
               <w:rPr>
@@ -2993,13 +2998,11 @@
             <w:rPr>
               <w:rFonts w:asciiTheme="minorHAnsi" w:eastAsiaTheme="minorEastAsia" w:hAnsiTheme="minorHAnsi" w:cstheme="minorBidi"/>
               <w:noProof/>
-              <w:kern w:val="2"/>
               <w:sz w:val="22"/>
               <w:szCs w:val="22"/>
-              <w14:ligatures w14:val="standardContextual"/>
             </w:rPr>
           </w:pPr>
-          <w:hyperlink w:anchor="_Toc164804164" w:history="1">
+          <w:hyperlink w:anchor="_Toc227649976" w:history="1">
             <w:r>
               <w:rPr>
                 <w:rStyle w:val="aa"/>
@@ -3026,7 +3029,7 @@
                 <w:noProof/>
                 <w:webHidden/>
               </w:rPr>
-              <w:instrText xml:space="preserve"> PAGEREF _Toc164804164 \h </w:instrText>
+              <w:instrText xml:space="preserve"> PAGEREF _Toc227649976 \h </w:instrText>
             </w:r>
             <w:r>
               <w:rPr>
@@ -3046,7 +3049,7 @@
                 <w:noProof/>
                 <w:webHidden/>
               </w:rPr>
-              <w:t>70</w:t>
+              <w:t>47</w:t>
             </w:r>
             <w:r>
               <w:rPr>
@@ -3063,13 +3066,11 @@
             <w:rPr>
               <w:rFonts w:asciiTheme="minorHAnsi" w:eastAsiaTheme="minorEastAsia" w:hAnsiTheme="minorHAnsi" w:cstheme="minorBidi"/>
               <w:noProof/>
-              <w:kern w:val="2"/>
               <w:sz w:val="22"/>
               <w:szCs w:val="22"/>
-              <w14:ligatures w14:val="standardContextual"/>
             </w:rPr>
           </w:pPr>
-          <w:hyperlink w:anchor="_Toc164804165" w:history="1">
+          <w:hyperlink w:anchor="_Toc227649977" w:history="1">
             <w:r>
               <w:rPr>
                 <w:rStyle w:val="aa"/>
@@ -3096,7 +3097,7 @@
                 <w:noProof/>
                 <w:webHidden/>
               </w:rPr>
-              <w:instrText xml:space="preserve"> PAGEREF _Toc164804165 \h </w:instrText>
+              <w:instrText xml:space="preserve"> PAGEREF _Toc227649977 \h </w:instrText>
             </w:r>
             <w:r>
               <w:rPr>
@@ -3116,7 +3117,7 @@
                 <w:noProof/>
                 <w:webHidden/>
               </w:rPr>
-              <w:t>71</w:t>
+              <w:t>48</w:t>
             </w:r>
             <w:r>
               <w:rPr>
@@ -3133,13 +3134,11 @@
             <w:rPr>
               <w:rFonts w:asciiTheme="minorHAnsi" w:eastAsiaTheme="minorEastAsia" w:hAnsiTheme="minorHAnsi" w:cstheme="minorBidi"/>
               <w:noProof/>
-              <w:kern w:val="2"/>
               <w:sz w:val="22"/>
               <w:szCs w:val="22"/>
-              <w14:ligatures w14:val="standardContextual"/>
             </w:rPr>
           </w:pPr>
-          <w:hyperlink w:anchor="_Toc164804166" w:history="1">
+          <w:hyperlink w:anchor="_Toc227649978" w:history="1">
             <w:r>
               <w:rPr>
                 <w:rStyle w:val="aa"/>
@@ -3167,7 +3166,7 @@
                 <w:noProof/>
                 <w:webHidden/>
               </w:rPr>
-              <w:instrText xml:space="preserve"> PAGEREF _Toc164804166 \h </w:instrText>
+              <w:instrText xml:space="preserve"> PAGEREF _Toc227649978 \h </w:instrText>
             </w:r>
             <w:r>
               <w:rPr>
@@ -3187,7 +3186,7 @@
                 <w:noProof/>
                 <w:webHidden/>
               </w:rPr>
-              <w:t>72</w:t>
+              <w:t>49</w:t>
             </w:r>
             <w:r>
               <w:rPr>
@@ -3204,37 +3203,18 @@
             <w:rPr>
               <w:rFonts w:asciiTheme="minorHAnsi" w:eastAsiaTheme="minorEastAsia" w:hAnsiTheme="minorHAnsi" w:cstheme="minorBidi"/>
               <w:noProof/>
-              <w:kern w:val="2"/>
               <w:sz w:val="22"/>
               <w:szCs w:val="22"/>
-              <w14:ligatures w14:val="standardContextual"/>
             </w:rPr>
           </w:pPr>
-          <w:hyperlink w:anchor="_Toc164804167" w:history="1">
+          <w:hyperlink w:anchor="_Toc227649979" w:history="1">
             <w:r>
               <w:rPr>
                 <w:rStyle w:val="aa"/>
                 <w:caps/>
                 <w:noProof/>
               </w:rPr>
-              <w:t>ПРИЛОЖЕНИЕ</w:t>
-            </w:r>
-            <w:r>
-              <w:rPr>
-                <w:rStyle w:val="aa"/>
-                <w:caps/>
-                <w:noProof/>
-                <w:lang w:val="en-US"/>
-              </w:rPr>
-              <w:t xml:space="preserve"> </w:t>
-            </w:r>
-            <w:r>
-              <w:rPr>
-                <w:rStyle w:val="aa"/>
-                <w:caps/>
-                <w:noProof/>
-              </w:rPr>
-              <w:t>Б</w:t>
+              <w:t>ПРИЛОЖЕНИЕ Б</w:t>
             </w:r>
             <w:r>
               <w:rPr>
@@ -3255,7 +3235,7 @@
                 <w:noProof/>
                 <w:webHidden/>
               </w:rPr>
-              <w:instrText xml:space="preserve"> PAGEREF _Toc164804167 \h </w:instrText>
+              <w:instrText xml:space="preserve"> PAGEREF _Toc227649979 \h </w:instrText>
             </w:r>
             <w:r>
               <w:rPr>
@@ -3275,7 +3255,7 @@
                 <w:noProof/>
                 <w:webHidden/>
               </w:rPr>
-              <w:t>73</w:t>
+              <w:t>52</w:t>
             </w:r>
             <w:r>
               <w:rPr>
@@ -3293,73 +3273,6 @@
               <w:szCs w:val="28"/>
             </w:rPr>
           </w:pPr>
-          <w:hyperlink w:anchor="_Toc164804168" w:history="1">
-            <w:r>
-              <w:rPr>
-                <w:rStyle w:val="aa"/>
-                <w:caps/>
-                <w:noProof/>
-              </w:rPr>
-              <w:t xml:space="preserve">ПРИЛОЖЕНИЕ </w:t>
-            </w:r>
-            <w:r>
-              <w:rPr>
-                <w:rStyle w:val="aa"/>
-                <w:caps/>
-                <w:noProof/>
-                <w:lang w:val="en-US"/>
-              </w:rPr>
-              <w:t>B</w:t>
-            </w:r>
-            <w:r>
-              <w:rPr>
-                <w:noProof/>
-                <w:webHidden/>
-              </w:rPr>
-              <w:tab/>
-            </w:r>
-            <w:r>
-              <w:rPr>
-                <w:noProof/>
-                <w:webHidden/>
-              </w:rPr>
-              <w:fldChar w:fldCharType="begin"/>
-            </w:r>
-            <w:r>
-              <w:rPr>
-                <w:noProof/>
-                <w:webHidden/>
-              </w:rPr>
-              <w:instrText xml:space="preserve"> PAGEREF _Toc164804168 \h </w:instrText>
-            </w:r>
-            <w:r>
-              <w:rPr>
-                <w:noProof/>
-                <w:webHidden/>
-              </w:rPr>
-            </w:r>
-            <w:r>
-              <w:rPr>
-                <w:noProof/>
-                <w:webHidden/>
-              </w:rPr>
-              <w:fldChar w:fldCharType="separate"/>
-            </w:r>
-            <w:r>
-              <w:rPr>
-                <w:noProof/>
-                <w:webHidden/>
-              </w:rPr>
-              <w:t>77</w:t>
-            </w:r>
-            <w:r>
-              <w:rPr>
-                <w:noProof/>
-                <w:webHidden/>
-              </w:rPr>
-              <w:fldChar w:fldCharType="end"/>
-            </w:r>
-          </w:hyperlink>
           <w:r>
             <w:rPr>
               <w:szCs w:val="28"/>
@@ -3408,7 +3321,7 @@
         </w:rPr>
       </w:pPr>
       <w:bookmarkStart w:id="0" w:name="_Toc105597137"/>
-      <w:bookmarkStart w:id="1" w:name="_Toc164804143"/>
+      <w:bookmarkStart w:id="1" w:name="_Toc227649954"/>
       <w:r>
         <w:t>ВВЕДЕНИЕ</w:t>
       </w:r>
@@ -3615,7 +3528,7 @@
       <w:bookmarkStart w:id="5" w:name="_Toc103097563"/>
       <w:bookmarkStart w:id="6" w:name="_Toc104795016"/>
       <w:bookmarkStart w:id="7" w:name="_Toc105597138"/>
-      <w:bookmarkStart w:id="8" w:name="_Toc164804144"/>
+      <w:bookmarkStart w:id="8" w:name="_Toc227649955"/>
       <w:bookmarkEnd w:id="2"/>
       <w:r>
         <w:t xml:space="preserve">1 </w:t>
@@ -3671,7 +3584,7 @@
       <w:bookmarkStart w:id="11" w:name="_Toc103097564"/>
       <w:bookmarkStart w:id="12" w:name="_Toc104795017"/>
       <w:bookmarkStart w:id="13" w:name="_Toc105597139"/>
-      <w:bookmarkStart w:id="14" w:name="_Toc164804145"/>
+      <w:bookmarkStart w:id="14" w:name="_Toc227649956"/>
       <w:r>
         <w:t xml:space="preserve">1.1 </w:t>
       </w:r>
@@ -3935,7 +3848,7 @@
       <w:bookmarkStart w:id="17" w:name="_Toc103097565"/>
       <w:bookmarkStart w:id="18" w:name="_Toc104795018"/>
       <w:bookmarkStart w:id="19" w:name="_Toc105597140"/>
-      <w:bookmarkStart w:id="20" w:name="_Toc164804146"/>
+      <w:bookmarkStart w:id="20" w:name="_Toc227649957"/>
       <w:r>
         <w:rPr>
           <w:rFonts w:eastAsiaTheme="minorEastAsia"/>
@@ -4158,7 +4071,7 @@
       </w:pPr>
       <w:bookmarkStart w:id="24" w:name="_Toc104795019"/>
       <w:bookmarkStart w:id="25" w:name="_Toc105597141"/>
-      <w:bookmarkStart w:id="26" w:name="_Toc164804147"/>
+      <w:bookmarkStart w:id="26" w:name="_Toc227649958"/>
       <w:r>
         <w:t xml:space="preserve">2 </w:t>
       </w:r>
@@ -4213,7 +4126,7 @@
       <w:bookmarkStart w:id="29" w:name="_Toc103097567"/>
       <w:bookmarkStart w:id="30" w:name="_Toc104795020"/>
       <w:bookmarkStart w:id="31" w:name="_Toc105597142"/>
-      <w:bookmarkStart w:id="32" w:name="_Toc164804148"/>
+      <w:bookmarkStart w:id="32" w:name="_Toc227649959"/>
       <w:r>
         <w:t xml:space="preserve">2.1 </w:t>
       </w:r>
@@ -4595,7 +4508,7 @@
       <w:bookmarkStart w:id="35" w:name="_Toc103097568"/>
       <w:bookmarkStart w:id="36" w:name="_Toc104795021"/>
       <w:bookmarkStart w:id="37" w:name="_Toc105597143"/>
-      <w:bookmarkStart w:id="38" w:name="_Toc164804149"/>
+      <w:bookmarkStart w:id="38" w:name="_Toc227649960"/>
       <w:r>
         <w:t xml:space="preserve">2.2 </w:t>
       </w:r>
@@ -8384,7 +8297,7 @@
       <w:bookmarkStart w:id="41" w:name="_Toc103097569"/>
       <w:bookmarkStart w:id="42" w:name="_Toc104795022"/>
       <w:bookmarkStart w:id="43" w:name="_Toc105597144"/>
-      <w:bookmarkStart w:id="44" w:name="_Toc164804150"/>
+      <w:bookmarkStart w:id="44" w:name="_Toc227649961"/>
       <w:r>
         <w:t xml:space="preserve">2.3 </w:t>
       </w:r>
@@ -8560,6 +8473,7 @@
       </w:pPr>
       <w:r>
         <w:rPr>
+          <w:noProof/>
           <w:sz w:val="28"/>
           <w:szCs w:val="28"/>
           <w:shd w:val="clear" w:color="auto" w:fill="FFFFFF"/>
@@ -8754,7 +8668,7 @@
         </w:rPr>
       </w:pPr>
       <w:bookmarkStart w:id="49" w:name="_Toc105597145"/>
-      <w:bookmarkStart w:id="50" w:name="_Toc164804151"/>
+      <w:bookmarkStart w:id="50" w:name="_Toc227649962"/>
       <w:r>
         <w:t xml:space="preserve">2.4 </w:t>
       </w:r>
@@ -8811,21 +8725,7 @@
           <w:sz w:val="28"/>
           <w:szCs w:val="28"/>
         </w:rPr>
-        <w:t>На рисунках 2.3 и 2.</w:t>
-      </w:r>
-      <w:r>
-        <w:rPr>
-          <w:sz w:val="28"/>
-          <w:szCs w:val="28"/>
-        </w:rPr>
-        <w:t>4</w:t>
-      </w:r>
-      <w:r>
-        <w:rPr>
-          <w:sz w:val="28"/>
-          <w:szCs w:val="28"/>
-        </w:rPr>
-        <w:t xml:space="preserve"> представлены диаграммы активностей для пользователей с ролями «Администратор»</w:t>
+        <w:t>На рисунках 2.3 и 2.4 представлены диаграммы активностей для пользователей с ролями «Администратор»</w:t>
       </w:r>
       <w:r>
         <w:rPr>
@@ -8882,6 +8782,7 @@
       </w:pPr>
       <w:r>
         <w:rPr>
+          <w:noProof/>
           <w:sz w:val="28"/>
           <w:szCs w:val="28"/>
         </w:rPr>
@@ -9031,6 +8932,7 @@
       </w:pPr>
       <w:r>
         <w:rPr>
+          <w:noProof/>
           <w:sz w:val="26"/>
           <w:szCs w:val="26"/>
           <w:shd w:val="clear" w:color="auto" w:fill="FFFFFF"/>
@@ -9211,7 +9113,7 @@
       <w:pPr>
         <w:pStyle w:val="22"/>
       </w:pPr>
-      <w:bookmarkStart w:id="51" w:name="_Toc164804152"/>
+      <w:bookmarkStart w:id="51" w:name="_Toc227649963"/>
       <w:r>
         <w:t>2.5</w:t>
       </w:r>
@@ -9287,14 +9189,12 @@
         <w:rPr>
           <w:sz w:val="28"/>
           <w:szCs w:val="28"/>
-          <w:lang w:val="en-US"/>
-        </w:rPr>
-      </w:pPr>
-      <w:r>
-        <w:rPr>
-          <w:sz w:val="28"/>
-          <w:szCs w:val="28"/>
-          <w:lang w:val="en-US"/>
+        </w:rPr>
+      </w:pPr>
+      <w:r>
+        <w:rPr>
+          <w:sz w:val="28"/>
+          <w:szCs w:val="28"/>
         </w:rPr>
         <w:br w:type="page"/>
       </w:r>
@@ -9308,7 +9208,6 @@
         <w:rPr>
           <w:sz w:val="28"/>
           <w:szCs w:val="28"/>
-          <w:lang w:val="en-US"/>
         </w:rPr>
       </w:pPr>
     </w:p>
@@ -9325,6 +9224,7 @@
         <w:rPr>
           <w:bCs/>
           <w:iCs/>
+          <w:noProof/>
           <w:lang w:eastAsia="en-US"/>
         </w:rPr>
         <w:drawing>
@@ -9508,6 +9408,7 @@
       </w:pPr>
       <w:r>
         <w:rPr>
+          <w:noProof/>
           <w:sz w:val="28"/>
           <w:szCs w:val="28"/>
         </w:rPr>
@@ -9683,6 +9584,7 @@
       </w:pPr>
       <w:r>
         <w:rPr>
+          <w:noProof/>
           <w:sz w:val="28"/>
           <w:szCs w:val="28"/>
         </w:rPr>
@@ -9859,6 +9761,7 @@
       </w:pPr>
       <w:r>
         <w:rPr>
+          <w:noProof/>
           <w:sz w:val="28"/>
           <w:szCs w:val="28"/>
         </w:rPr>
@@ -10050,6 +9953,7 @@
       </w:pPr>
       <w:r>
         <w:rPr>
+          <w:noProof/>
           <w:sz w:val="28"/>
           <w:szCs w:val="28"/>
         </w:rPr>
@@ -10170,49 +10074,7 @@
           <w:sz w:val="28"/>
           <w:szCs w:val="28"/>
         </w:rPr>
-        <w:t>На рисунке 2.</w:t>
-      </w:r>
-      <w:r>
-        <w:rPr>
-          <w:sz w:val="28"/>
-          <w:szCs w:val="28"/>
-        </w:rPr>
-        <w:t>10</w:t>
-      </w:r>
-      <w:r>
-        <w:rPr>
-          <w:sz w:val="28"/>
-          <w:szCs w:val="28"/>
-        </w:rPr>
-        <w:t xml:space="preserve"> представлен макет интерфейса списка </w:t>
-      </w:r>
-      <w:r>
-        <w:rPr>
-          <w:sz w:val="28"/>
-          <w:szCs w:val="28"/>
-        </w:rPr>
-        <w:t>автор-</w:t>
-      </w:r>
-      <w:r>
-        <w:rPr>
-          <w:sz w:val="28"/>
-          <w:szCs w:val="28"/>
-        </w:rPr>
-        <w:t>книг</w:t>
-      </w:r>
-      <w:r>
-        <w:rPr>
-          <w:sz w:val="28"/>
-          <w:szCs w:val="28"/>
-        </w:rPr>
-        <w:t>а</w:t>
-      </w:r>
-      <w:r>
-        <w:rPr>
-          <w:sz w:val="28"/>
-          <w:szCs w:val="28"/>
-        </w:rPr>
-        <w:t>.</w:t>
+        <w:t>На рисунке 2.10 представлен макет интерфейса списка автор-книга.</w:t>
       </w:r>
     </w:p>
     <w:p>
@@ -10255,6 +10117,7 @@
       </w:pPr>
       <w:r>
         <w:rPr>
+          <w:noProof/>
           <w:sz w:val="28"/>
           <w:szCs w:val="28"/>
         </w:rPr>
@@ -10317,14 +10180,7 @@
           <w:sz w:val="26"/>
           <w:szCs w:val="26"/>
         </w:rPr>
-        <w:t>2.</w:t>
-      </w:r>
-      <w:r>
-        <w:rPr>
-          <w:sz w:val="26"/>
-          <w:szCs w:val="26"/>
-        </w:rPr>
-        <w:t>10</w:t>
+        <w:t>2.10</w:t>
       </w:r>
       <w:r>
         <w:rPr>
@@ -10444,6 +10300,7 @@
       </w:pPr>
       <w:r>
         <w:rPr>
+          <w:noProof/>
           <w:sz w:val="28"/>
           <w:szCs w:val="28"/>
         </w:rPr>
@@ -10626,6 +10483,7 @@
       </w:pPr>
       <w:r>
         <w:rPr>
+          <w:noProof/>
           <w:sz w:val="28"/>
           <w:szCs w:val="28"/>
         </w:rPr>
@@ -10817,6 +10675,7 @@
       </w:pPr>
       <w:r>
         <w:rPr>
+          <w:noProof/>
           <w:sz w:val="28"/>
           <w:szCs w:val="28"/>
         </w:rPr>
@@ -10936,7 +10795,7 @@
       <w:pPr>
         <w:pStyle w:val="22"/>
       </w:pPr>
-      <w:bookmarkStart w:id="52" w:name="_Toc164804153"/>
+      <w:bookmarkStart w:id="52" w:name="_Toc227649964"/>
       <w:r>
         <w:t>2.6</w:t>
       </w:r>
@@ -11188,6 +11047,7 @@
       </w:pPr>
       <w:r>
         <w:rPr>
+          <w:noProof/>
           <w:sz w:val="28"/>
           <w:szCs w:val="28"/>
         </w:rPr>
@@ -11341,7 +11201,7 @@
       </w:pPr>
       <w:bookmarkStart w:id="56" w:name="_Toc104795026"/>
       <w:bookmarkStart w:id="57" w:name="_Toc105597148"/>
-      <w:bookmarkStart w:id="58" w:name="_Toc164804154"/>
+      <w:bookmarkStart w:id="58" w:name="_Toc227649965"/>
       <w:r>
         <w:t xml:space="preserve">3 </w:t>
       </w:r>
@@ -11396,7 +11256,7 @@
       <w:bookmarkStart w:id="61" w:name="_Toc103097574"/>
       <w:bookmarkStart w:id="62" w:name="_Toc104795027"/>
       <w:bookmarkStart w:id="63" w:name="_Toc105597149"/>
-      <w:bookmarkStart w:id="64" w:name="_Toc164804155"/>
+      <w:bookmarkStart w:id="64" w:name="_Toc227649966"/>
       <w:r>
         <w:t xml:space="preserve">3.1 </w:t>
       </w:r>
@@ -11694,7 +11554,7 @@
       <w:bookmarkStart w:id="67" w:name="_Toc103097575"/>
       <w:bookmarkStart w:id="68" w:name="_Toc104795028"/>
       <w:bookmarkStart w:id="69" w:name="_Toc105597150"/>
-      <w:bookmarkStart w:id="70" w:name="_Toc164804156"/>
+      <w:bookmarkStart w:id="70" w:name="_Toc227649967"/>
       <w:r>
         <w:t xml:space="preserve">3.2 </w:t>
       </w:r>
@@ -11988,7 +11848,7 @@
       <w:bookmarkStart w:id="73" w:name="_Toc103097576"/>
       <w:bookmarkStart w:id="74" w:name="_Toc104795029"/>
       <w:bookmarkStart w:id="75" w:name="_Toc105597151"/>
-      <w:bookmarkStart w:id="76" w:name="_Toc164804157"/>
+      <w:bookmarkStart w:id="76" w:name="_Toc227649968"/>
       <w:r>
         <w:t xml:space="preserve">3.3 </w:t>
       </w:r>
@@ -12280,7 +12140,7 @@
       <w:bookmarkStart w:id="79" w:name="_Toc103097577"/>
       <w:bookmarkStart w:id="80" w:name="_Toc104795030"/>
       <w:bookmarkStart w:id="81" w:name="_Toc105597152"/>
-      <w:bookmarkStart w:id="82" w:name="_Toc164804158"/>
+      <w:bookmarkStart w:id="82" w:name="_Toc227649969"/>
       <w:r>
         <w:t xml:space="preserve">3.4 </w:t>
       </w:r>
@@ -12407,6 +12267,7 @@
         <w:rPr>
           <w:bCs/>
           <w:iCs/>
+          <w:noProof/>
           <w:lang w:eastAsia="en-US"/>
         </w:rPr>
         <w:drawing>
@@ -12611,6 +12472,7 @@
       </w:pPr>
       <w:r>
         <w:rPr>
+          <w:noProof/>
           <w:sz w:val="28"/>
           <w:szCs w:val="28"/>
         </w:rPr>
@@ -12800,6 +12662,7 @@
       </w:pPr>
       <w:r>
         <w:rPr>
+          <w:noProof/>
           <w:sz w:val="28"/>
           <w:szCs w:val="28"/>
         </w:rPr>
@@ -12990,6 +12853,7 @@
       </w:pPr>
       <w:r>
         <w:rPr>
+          <w:noProof/>
           <w:sz w:val="28"/>
           <w:szCs w:val="28"/>
         </w:rPr>
@@ -13195,6 +13059,7 @@
       </w:pPr>
       <w:r>
         <w:rPr>
+          <w:noProof/>
           <w:sz w:val="28"/>
           <w:szCs w:val="28"/>
         </w:rPr>
@@ -13400,6 +13265,7 @@
       </w:pPr>
       <w:r>
         <w:rPr>
+          <w:noProof/>
           <w:sz w:val="28"/>
           <w:szCs w:val="28"/>
         </w:rPr>
@@ -13596,6 +13462,7 @@
       </w:pPr>
       <w:r>
         <w:rPr>
+          <w:noProof/>
           <w:sz w:val="28"/>
           <w:szCs w:val="28"/>
         </w:rPr>
@@ -13808,6 +13675,7 @@
       </w:pPr>
       <w:r>
         <w:rPr>
+          <w:noProof/>
           <w:sz w:val="28"/>
           <w:szCs w:val="28"/>
         </w:rPr>
@@ -14020,6 +13888,7 @@
       </w:pPr>
       <w:r>
         <w:rPr>
+          <w:noProof/>
           <w:sz w:val="28"/>
           <w:szCs w:val="28"/>
         </w:rPr>
@@ -14168,35 +14037,7 @@
           <w:sz w:val="28"/>
           <w:szCs w:val="28"/>
         </w:rPr>
-        <w:t>Окна, представленные выше, были разработаны на основе макетов представленные на рисунках 2.</w:t>
-      </w:r>
-      <w:r>
-        <w:rPr>
-          <w:sz w:val="28"/>
-          <w:szCs w:val="28"/>
-        </w:rPr>
-        <w:t>5</w:t>
-      </w:r>
-      <w:r>
-        <w:rPr>
-          <w:sz w:val="28"/>
-          <w:szCs w:val="28"/>
-        </w:rPr>
-        <w:t xml:space="preserve"> – 2.1</w:t>
-      </w:r>
-      <w:r>
-        <w:rPr>
-          <w:sz w:val="28"/>
-          <w:szCs w:val="28"/>
-        </w:rPr>
-        <w:t>2</w:t>
-      </w:r>
-      <w:r>
-        <w:rPr>
-          <w:sz w:val="28"/>
-          <w:szCs w:val="28"/>
-        </w:rPr>
-        <w:t>.</w:t>
+        <w:t>Окна, представленные выше, были разработаны на основе макетов представленные на рисунках 2.5 – 2.12.</w:t>
       </w:r>
     </w:p>
     <w:p>
@@ -14224,10 +14065,8 @@
     <w:p>
       <w:pPr>
         <w:pStyle w:val="22"/>
-        <w:rPr>
-          <w:lang w:val="en-US"/>
-        </w:rPr>
-      </w:pPr>
+      </w:pPr>
+      <w:bookmarkStart w:id="83" w:name="_Toc227649970"/>
       <w:r>
         <w:t>3.</w:t>
       </w:r>
@@ -14250,6 +14089,7 @@
         </w:rPr>
         <w:t>Excel</w:t>
       </w:r>
+      <w:bookmarkEnd w:id="83"/>
     </w:p>
     <w:p>
       <w:pPr>
@@ -14336,6 +14176,7 @@
       </w:pPr>
       <w:r>
         <w:rPr>
+          <w:noProof/>
           <w:sz w:val="26"/>
           <w:szCs w:val="26"/>
         </w:rPr>
@@ -14452,6 +14293,7 @@
       </w:pPr>
       <w:r>
         <w:rPr>
+          <w:noProof/>
           <w:sz w:val="26"/>
           <w:szCs w:val="26"/>
         </w:rPr>
@@ -14565,9 +14407,9 @@
           <w:lang w:eastAsia="en-US"/>
         </w:rPr>
       </w:pPr>
-      <w:bookmarkStart w:id="83" w:name="_Toc68696098"/>
-      <w:bookmarkStart w:id="84" w:name="_Toc72275227"/>
-      <w:bookmarkStart w:id="85" w:name="_Toc103097578"/>
+      <w:bookmarkStart w:id="84" w:name="_Toc68696098"/>
+      <w:bookmarkStart w:id="85" w:name="_Toc72275227"/>
+      <w:bookmarkStart w:id="86" w:name="_Toc103097578"/>
       <w:r>
         <w:br w:type="page"/>
       </w:r>
@@ -14585,9 +14427,9 @@
           <w:szCs w:val="24"/>
         </w:rPr>
       </w:pPr>
-      <w:bookmarkStart w:id="86" w:name="_Toc104795031"/>
-      <w:bookmarkStart w:id="87" w:name="_Toc105597153"/>
-      <w:bookmarkStart w:id="88" w:name="_Toc164804159"/>
+      <w:bookmarkStart w:id="87" w:name="_Toc104795031"/>
+      <w:bookmarkStart w:id="88" w:name="_Toc105597153"/>
+      <w:bookmarkStart w:id="89" w:name="_Toc227649971"/>
       <w:r>
         <w:t xml:space="preserve">4 </w:t>
       </w:r>
@@ -14597,12 +14439,12 @@
       <w:r>
         <w:t>ТЕСТИРОВАНИЕ</w:t>
       </w:r>
-      <w:bookmarkEnd w:id="83"/>
       <w:bookmarkEnd w:id="84"/>
       <w:bookmarkEnd w:id="85"/>
       <w:bookmarkEnd w:id="86"/>
       <w:bookmarkEnd w:id="87"/>
       <w:bookmarkEnd w:id="88"/>
+      <w:bookmarkEnd w:id="89"/>
     </w:p>
     <w:p>
       <w:pPr>
@@ -14637,12 +14479,12 @@
           <w:lang w:eastAsia="en-US"/>
         </w:rPr>
       </w:pPr>
-      <w:bookmarkStart w:id="89" w:name="_Toc68696099"/>
-      <w:bookmarkStart w:id="90" w:name="_Toc72275228"/>
-      <w:bookmarkStart w:id="91" w:name="_Toc103097579"/>
-      <w:bookmarkStart w:id="92" w:name="_Toc104795032"/>
-      <w:bookmarkStart w:id="93" w:name="_Toc105597154"/>
-      <w:bookmarkStart w:id="94" w:name="_Toc164804160"/>
+      <w:bookmarkStart w:id="90" w:name="_Toc68696099"/>
+      <w:bookmarkStart w:id="91" w:name="_Toc72275228"/>
+      <w:bookmarkStart w:id="92" w:name="_Toc103097579"/>
+      <w:bookmarkStart w:id="93" w:name="_Toc104795032"/>
+      <w:bookmarkStart w:id="94" w:name="_Toc105597154"/>
+      <w:bookmarkStart w:id="95" w:name="_Toc227649972"/>
       <w:r>
         <w:t xml:space="preserve">4.1 </w:t>
       </w:r>
@@ -14652,12 +14494,12 @@
       <w:r>
         <w:t>Тест-требования</w:t>
       </w:r>
-      <w:bookmarkEnd w:id="89"/>
       <w:bookmarkEnd w:id="90"/>
       <w:bookmarkEnd w:id="91"/>
       <w:bookmarkEnd w:id="92"/>
       <w:bookmarkEnd w:id="93"/>
       <w:bookmarkEnd w:id="94"/>
+      <w:bookmarkEnd w:id="95"/>
     </w:p>
     <w:p>
       <w:pPr>
@@ -14944,12 +14786,12 @@
           <w:lang w:eastAsia="en-US"/>
         </w:rPr>
       </w:pPr>
-      <w:bookmarkStart w:id="95" w:name="_Toc68696100"/>
-      <w:bookmarkStart w:id="96" w:name="_Toc72275229"/>
-      <w:bookmarkStart w:id="97" w:name="_Toc103097580"/>
-      <w:bookmarkStart w:id="98" w:name="_Toc104795033"/>
-      <w:bookmarkStart w:id="99" w:name="_Toc105597155"/>
-      <w:bookmarkStart w:id="100" w:name="_Toc164804161"/>
+      <w:bookmarkStart w:id="96" w:name="_Toc68696100"/>
+      <w:bookmarkStart w:id="97" w:name="_Toc72275229"/>
+      <w:bookmarkStart w:id="98" w:name="_Toc103097580"/>
+      <w:bookmarkStart w:id="99" w:name="_Toc104795033"/>
+      <w:bookmarkStart w:id="100" w:name="_Toc105597155"/>
+      <w:bookmarkStart w:id="101" w:name="_Toc227649973"/>
       <w:r>
         <w:lastRenderedPageBreak/>
         <w:t xml:space="preserve">4.2 </w:t>
@@ -14960,12 +14802,12 @@
       <w:r>
         <w:t>Тест-план</w:t>
       </w:r>
-      <w:bookmarkEnd w:id="95"/>
       <w:bookmarkEnd w:id="96"/>
       <w:bookmarkEnd w:id="97"/>
       <w:bookmarkEnd w:id="98"/>
       <w:bookmarkEnd w:id="99"/>
       <w:bookmarkEnd w:id="100"/>
+      <w:bookmarkEnd w:id="101"/>
     </w:p>
     <w:p>
       <w:pPr>
@@ -15487,12 +15329,12 @@
           <w:color w:val="auto"/>
         </w:rPr>
       </w:pPr>
-      <w:bookmarkStart w:id="101" w:name="_Toc68696101"/>
-      <w:bookmarkStart w:id="102" w:name="_Toc72275230"/>
-      <w:bookmarkStart w:id="103" w:name="_Toc103097581"/>
-      <w:bookmarkStart w:id="104" w:name="_Toc104795034"/>
-      <w:bookmarkStart w:id="105" w:name="_Toc105597156"/>
-      <w:bookmarkStart w:id="106" w:name="_Toc164804162"/>
+      <w:bookmarkStart w:id="102" w:name="_Toc68696101"/>
+      <w:bookmarkStart w:id="103" w:name="_Toc72275230"/>
+      <w:bookmarkStart w:id="104" w:name="_Toc103097581"/>
+      <w:bookmarkStart w:id="105" w:name="_Toc104795034"/>
+      <w:bookmarkStart w:id="106" w:name="_Toc105597156"/>
+      <w:bookmarkStart w:id="107" w:name="_Toc227649974"/>
       <w:r>
         <w:rPr>
           <w:b w:val="0"/>
@@ -15533,12 +15375,12 @@
         </w:rPr>
         <w:t>Результаты тестирования</w:t>
       </w:r>
-      <w:bookmarkEnd w:id="101"/>
       <w:bookmarkEnd w:id="102"/>
       <w:bookmarkEnd w:id="103"/>
       <w:bookmarkEnd w:id="104"/>
       <w:bookmarkEnd w:id="105"/>
       <w:bookmarkEnd w:id="106"/>
+      <w:bookmarkEnd w:id="107"/>
     </w:p>
     <w:p>
       <w:pPr>
@@ -15643,6 +15485,7 @@
       </w:pPr>
       <w:r>
         <w:rPr>
+          <w:noProof/>
           <w:sz w:val="28"/>
           <w:szCs w:val="28"/>
           <w:lang w:val="en-US"/>
@@ -15757,6 +15600,7 @@
       </w:pPr>
       <w:r>
         <w:rPr>
+          <w:noProof/>
           <w:sz w:val="28"/>
           <w:szCs w:val="28"/>
         </w:rPr>
@@ -15909,6 +15753,7 @@
       </w:pPr>
       <w:r>
         <w:rPr>
+          <w:noProof/>
           <w:sz w:val="28"/>
           <w:szCs w:val="28"/>
         </w:rPr>
@@ -16023,6 +15868,7 @@
       </w:pPr>
       <w:r>
         <w:rPr>
+          <w:noProof/>
           <w:sz w:val="28"/>
           <w:szCs w:val="28"/>
         </w:rPr>
@@ -16177,6 +16023,7 @@
       </w:pPr>
       <w:r>
         <w:rPr>
+          <w:noProof/>
           <w:sz w:val="28"/>
           <w:szCs w:val="28"/>
         </w:rPr>
@@ -16291,6 +16138,7 @@
       </w:pPr>
       <w:r>
         <w:rPr>
+          <w:noProof/>
           <w:sz w:val="28"/>
           <w:szCs w:val="28"/>
         </w:rPr>
@@ -16458,6 +16306,7 @@
       </w:pPr>
       <w:r>
         <w:rPr>
+          <w:noProof/>
           <w:sz w:val="28"/>
           <w:szCs w:val="28"/>
         </w:rPr>
@@ -16572,6 +16421,7 @@
       </w:pPr>
       <w:r>
         <w:rPr>
+          <w:noProof/>
           <w:sz w:val="28"/>
           <w:szCs w:val="28"/>
         </w:rPr>
@@ -16740,6 +16590,7 @@
       </w:pPr>
       <w:r>
         <w:rPr>
+          <w:noProof/>
           <w:sz w:val="28"/>
           <w:szCs w:val="28"/>
         </w:rPr>
@@ -16854,6 +16705,7 @@
       </w:pPr>
       <w:r>
         <w:rPr>
+          <w:noProof/>
           <w:sz w:val="28"/>
           <w:szCs w:val="28"/>
         </w:rPr>
@@ -17007,6 +16859,7 @@
       </w:pPr>
       <w:r>
         <w:rPr>
+          <w:noProof/>
           <w:sz w:val="28"/>
           <w:szCs w:val="28"/>
         </w:rPr>
@@ -17123,6 +16976,7 @@
       </w:pPr>
       <w:r>
         <w:rPr>
+          <w:noProof/>
           <w:sz w:val="28"/>
           <w:szCs w:val="28"/>
         </w:rPr>
@@ -17191,7 +17045,6 @@
         <w:rPr>
           <w:sz w:val="28"/>
           <w:szCs w:val="28"/>
-          <w:lang w:val="en-US"/>
         </w:rPr>
       </w:pPr>
     </w:p>
@@ -17239,6 +17092,7 @@
       </w:pPr>
       <w:r>
         <w:rPr>
+          <w:noProof/>
           <w:sz w:val="28"/>
           <w:szCs w:val="28"/>
         </w:rPr>
@@ -17354,6 +17208,7 @@
       </w:pPr>
       <w:r>
         <w:rPr>
+          <w:noProof/>
           <w:sz w:val="28"/>
           <w:szCs w:val="28"/>
         </w:rPr>
@@ -17483,7 +17338,7 @@
           <w:color w:val="auto"/>
         </w:rPr>
       </w:pPr>
-      <w:bookmarkStart w:id="107" w:name="_Toc164804163"/>
+      <w:bookmarkStart w:id="108" w:name="_Toc227649975"/>
       <w:r>
         <w:rPr>
           <w:b w:val="0"/>
@@ -17555,7 +17410,7 @@
         </w:rPr>
         <w:t>тестирование</w:t>
       </w:r>
-      <w:bookmarkEnd w:id="107"/>
+      <w:bookmarkEnd w:id="108"/>
     </w:p>
     <w:p>
       <w:pPr>
@@ -17655,15 +17510,64 @@
         <w:rPr>
           <w:sz w:val="28"/>
           <w:szCs w:val="28"/>
+        </w:rPr>
+      </w:pPr>
+      <w:r>
+        <w:rPr>
+          <w:sz w:val="28"/>
+          <w:szCs w:val="28"/>
+        </w:rPr>
+        <w:t>Название</w:t>
+      </w:r>
+      <w:r>
+        <w:rPr>
+          <w:sz w:val="28"/>
+          <w:szCs w:val="28"/>
+        </w:rPr>
+        <w:t xml:space="preserve"> </w:t>
+      </w:r>
+      <w:r>
+        <w:rPr>
+          <w:sz w:val="28"/>
+          <w:szCs w:val="28"/>
+        </w:rPr>
+        <w:t>тестового</w:t>
+      </w:r>
+      <w:r>
+        <w:rPr>
+          <w:sz w:val="28"/>
+          <w:szCs w:val="28"/>
+        </w:rPr>
+        <w:t xml:space="preserve"> </w:t>
+      </w:r>
+      <w:r>
+        <w:rPr>
+          <w:sz w:val="28"/>
+          <w:szCs w:val="28"/>
+        </w:rPr>
+        <w:t>случая</w:t>
+      </w:r>
+      <w:r>
+        <w:rPr>
+          <w:sz w:val="28"/>
+          <w:szCs w:val="28"/>
+        </w:rPr>
+        <w:t xml:space="preserve">: </w:t>
+      </w:r>
+      <w:r>
+        <w:rPr>
+          <w:sz w:val="28"/>
+          <w:szCs w:val="28"/>
           <w:lang w:val="en-US"/>
         </w:rPr>
-      </w:pPr>
-      <w:r>
-        <w:rPr>
-          <w:sz w:val="28"/>
-          <w:szCs w:val="28"/>
-        </w:rPr>
-        <w:t>Название</w:t>
+        <w:t>Author</w:t>
+      </w:r>
+      <w:r>
+        <w:rPr>
+          <w:sz w:val="28"/>
+          <w:szCs w:val="28"/>
+        </w:rPr>
+        <w:t>_</w:t>
       </w:r>
       <w:r>
         <w:rPr>
@@ -17671,14 +17575,14 @@
           <w:szCs w:val="28"/>
           <w:lang w:val="en-US"/>
         </w:rPr>
-        <w:t xml:space="preserve"> </w:t>
-      </w:r>
-      <w:r>
-        <w:rPr>
-          <w:sz w:val="28"/>
-          <w:szCs w:val="28"/>
-        </w:rPr>
-        <w:t>тестового</w:t>
+        <w:t>FullName</w:t>
+      </w:r>
+      <w:r>
+        <w:rPr>
+          <w:sz w:val="28"/>
+          <w:szCs w:val="28"/>
+        </w:rPr>
+        <w:t>_</w:t>
       </w:r>
       <w:r>
         <w:rPr>
@@ -17686,22 +17590,7 @@
           <w:szCs w:val="28"/>
           <w:lang w:val="en-US"/>
         </w:rPr>
-        <w:t xml:space="preserve"> </w:t>
-      </w:r>
-      <w:r>
-        <w:rPr>
-          <w:sz w:val="28"/>
-          <w:szCs w:val="28"/>
-        </w:rPr>
-        <w:t>случая</w:t>
-      </w:r>
-      <w:r>
-        <w:rPr>
-          <w:sz w:val="28"/>
-          <w:szCs w:val="28"/>
-          <w:lang w:val="en-US"/>
-        </w:rPr>
-        <w:t>: Author_FullName_ReturnsCorrectFormat</w:t>
+        <w:t>ReturnsCorrectFormat</w:t>
       </w:r>
     </w:p>
     <w:p>
@@ -17818,15 +17707,64 @@
         <w:rPr>
           <w:sz w:val="28"/>
           <w:szCs w:val="28"/>
+        </w:rPr>
+      </w:pPr>
+      <w:r>
+        <w:rPr>
+          <w:sz w:val="28"/>
+          <w:szCs w:val="28"/>
+        </w:rPr>
+        <w:t>Название</w:t>
+      </w:r>
+      <w:r>
+        <w:rPr>
+          <w:sz w:val="28"/>
+          <w:szCs w:val="28"/>
+        </w:rPr>
+        <w:t xml:space="preserve"> </w:t>
+      </w:r>
+      <w:r>
+        <w:rPr>
+          <w:sz w:val="28"/>
+          <w:szCs w:val="28"/>
+        </w:rPr>
+        <w:t>тестового</w:t>
+      </w:r>
+      <w:r>
+        <w:rPr>
+          <w:sz w:val="28"/>
+          <w:szCs w:val="28"/>
+        </w:rPr>
+        <w:t xml:space="preserve"> </w:t>
+      </w:r>
+      <w:r>
+        <w:rPr>
+          <w:sz w:val="28"/>
+          <w:szCs w:val="28"/>
+        </w:rPr>
+        <w:t>случая</w:t>
+      </w:r>
+      <w:r>
+        <w:rPr>
+          <w:sz w:val="28"/>
+          <w:szCs w:val="28"/>
+        </w:rPr>
+        <w:t xml:space="preserve">: </w:t>
+      </w:r>
+      <w:r>
+        <w:rPr>
+          <w:sz w:val="28"/>
+          <w:szCs w:val="28"/>
           <w:lang w:val="en-US"/>
         </w:rPr>
-      </w:pPr>
-      <w:r>
-        <w:rPr>
-          <w:sz w:val="28"/>
-          <w:szCs w:val="28"/>
-        </w:rPr>
-        <w:t>Название</w:t>
+        <w:t>Author</w:t>
+      </w:r>
+      <w:r>
+        <w:rPr>
+          <w:sz w:val="28"/>
+          <w:szCs w:val="28"/>
+        </w:rPr>
+        <w:t>_</w:t>
       </w:r>
       <w:r>
         <w:rPr>
@@ -17834,14 +17772,14 @@
           <w:szCs w:val="28"/>
           <w:lang w:val="en-US"/>
         </w:rPr>
-        <w:t xml:space="preserve"> </w:t>
-      </w:r>
-      <w:r>
-        <w:rPr>
-          <w:sz w:val="28"/>
-          <w:szCs w:val="28"/>
-        </w:rPr>
-        <w:t>тестового</w:t>
+        <w:t>FullName</w:t>
+      </w:r>
+      <w:r>
+        <w:rPr>
+          <w:sz w:val="28"/>
+          <w:szCs w:val="28"/>
+        </w:rPr>
+        <w:t>_</w:t>
       </w:r>
       <w:r>
         <w:rPr>
@@ -17849,14 +17787,14 @@
           <w:szCs w:val="28"/>
           <w:lang w:val="en-US"/>
         </w:rPr>
-        <w:t xml:space="preserve"> </w:t>
-      </w:r>
-      <w:r>
-        <w:rPr>
-          <w:sz w:val="28"/>
-          <w:szCs w:val="28"/>
-        </w:rPr>
-        <w:t>случая</w:t>
+        <w:t>WithoutMiddleName</w:t>
+      </w:r>
+      <w:r>
+        <w:rPr>
+          <w:sz w:val="28"/>
+          <w:szCs w:val="28"/>
+        </w:rPr>
+        <w:t>_</w:t>
       </w:r>
       <w:r>
         <w:rPr>
@@ -17864,7 +17802,7 @@
           <w:szCs w:val="28"/>
           <w:lang w:val="en-US"/>
         </w:rPr>
-        <w:t>: Author_FullName_WithoutMiddleName_ReturnsCorrectFormat</w:t>
+        <w:t>ReturnsCorrectFormat</w:t>
       </w:r>
     </w:p>
     <w:p>
@@ -17981,15 +17919,64 @@
         <w:rPr>
           <w:sz w:val="28"/>
           <w:szCs w:val="28"/>
+        </w:rPr>
+      </w:pPr>
+      <w:r>
+        <w:rPr>
+          <w:sz w:val="28"/>
+          <w:szCs w:val="28"/>
+        </w:rPr>
+        <w:t>Название</w:t>
+      </w:r>
+      <w:r>
+        <w:rPr>
+          <w:sz w:val="28"/>
+          <w:szCs w:val="28"/>
+        </w:rPr>
+        <w:t xml:space="preserve"> </w:t>
+      </w:r>
+      <w:r>
+        <w:rPr>
+          <w:sz w:val="28"/>
+          <w:szCs w:val="28"/>
+        </w:rPr>
+        <w:t>тестового</w:t>
+      </w:r>
+      <w:r>
+        <w:rPr>
+          <w:sz w:val="28"/>
+          <w:szCs w:val="28"/>
+        </w:rPr>
+        <w:t xml:space="preserve"> </w:t>
+      </w:r>
+      <w:r>
+        <w:rPr>
+          <w:sz w:val="28"/>
+          <w:szCs w:val="28"/>
+        </w:rPr>
+        <w:t>случая</w:t>
+      </w:r>
+      <w:r>
+        <w:rPr>
+          <w:sz w:val="28"/>
+          <w:szCs w:val="28"/>
+        </w:rPr>
+        <w:t xml:space="preserve">: </w:t>
+      </w:r>
+      <w:r>
+        <w:rPr>
+          <w:sz w:val="28"/>
+          <w:szCs w:val="28"/>
           <w:lang w:val="en-US"/>
         </w:rPr>
-      </w:pPr>
-      <w:r>
-        <w:rPr>
-          <w:sz w:val="28"/>
-          <w:szCs w:val="28"/>
-        </w:rPr>
-        <w:t>Название</w:t>
+        <w:t>TransactionViewModel</w:t>
+      </w:r>
+      <w:r>
+        <w:rPr>
+          <w:sz w:val="28"/>
+          <w:szCs w:val="28"/>
+        </w:rPr>
+        <w:t>_</w:t>
       </w:r>
       <w:r>
         <w:rPr>
@@ -17997,14 +17984,14 @@
           <w:szCs w:val="28"/>
           <w:lang w:val="en-US"/>
         </w:rPr>
-        <w:t xml:space="preserve"> </w:t>
-      </w:r>
-      <w:r>
-        <w:rPr>
-          <w:sz w:val="28"/>
-          <w:szCs w:val="28"/>
-        </w:rPr>
-        <w:t>тестового</w:t>
+        <w:t>TotalSum</w:t>
+      </w:r>
+      <w:r>
+        <w:rPr>
+          <w:sz w:val="28"/>
+          <w:szCs w:val="28"/>
+        </w:rPr>
+        <w:t>_</w:t>
       </w:r>
       <w:r>
         <w:rPr>
@@ -18012,22 +17999,7 @@
           <w:szCs w:val="28"/>
           <w:lang w:val="en-US"/>
         </w:rPr>
-        <w:t xml:space="preserve"> </w:t>
-      </w:r>
-      <w:r>
-        <w:rPr>
-          <w:sz w:val="28"/>
-          <w:szCs w:val="28"/>
-        </w:rPr>
-        <w:t>случая</w:t>
-      </w:r>
-      <w:r>
-        <w:rPr>
-          <w:sz w:val="28"/>
-          <w:szCs w:val="28"/>
-          <w:lang w:val="en-US"/>
-        </w:rPr>
-        <w:t>: TransactionViewModel_TotalSum_CalculatesCorrectly</w:t>
+        <w:t>CalculatesCorrectly</w:t>
       </w:r>
     </w:p>
     <w:p>
@@ -18197,6 +18169,7 @@
       </w:pPr>
       <w:r>
         <w:rPr>
+          <w:noProof/>
           <w:sz w:val="28"/>
           <w:szCs w:val="28"/>
         </w:rPr>
@@ -18334,6 +18307,7 @@
       </w:pPr>
       <w:r>
         <w:rPr>
+          <w:noProof/>
           <w:sz w:val="26"/>
           <w:szCs w:val="26"/>
         </w:rPr>
@@ -18484,9 +18458,9 @@
           <w:szCs w:val="28"/>
         </w:rPr>
       </w:pPr>
-      <w:bookmarkStart w:id="108" w:name="_Toc68696103"/>
-      <w:bookmarkStart w:id="109" w:name="_Toc72275231"/>
-      <w:bookmarkStart w:id="110" w:name="_Toc103097582"/>
+      <w:bookmarkStart w:id="109" w:name="_Toc68696103"/>
+      <w:bookmarkStart w:id="110" w:name="_Toc72275231"/>
+      <w:bookmarkStart w:id="111" w:name="_Toc103097582"/>
       <w:r>
         <w:rPr>
           <w:b/>
@@ -18514,9 +18488,9 @@
           <w:szCs w:val="24"/>
         </w:rPr>
       </w:pPr>
-      <w:bookmarkStart w:id="111" w:name="_Toc104795036"/>
-      <w:bookmarkStart w:id="112" w:name="_Toc105597158"/>
-      <w:bookmarkStart w:id="113" w:name="_Toc164804164"/>
+      <w:bookmarkStart w:id="112" w:name="_Toc104795036"/>
+      <w:bookmarkStart w:id="113" w:name="_Toc105597158"/>
+      <w:bookmarkStart w:id="114" w:name="_Toc227649976"/>
       <w:r>
         <w:rPr>
           <w:b w:val="0"/>
@@ -18525,12 +18499,12 @@
         </w:rPr>
         <w:t>ЗАКЛЮЧЕНИЕ</w:t>
       </w:r>
-      <w:bookmarkEnd w:id="108"/>
       <w:bookmarkEnd w:id="109"/>
       <w:bookmarkEnd w:id="110"/>
       <w:bookmarkEnd w:id="111"/>
       <w:bookmarkEnd w:id="112"/>
       <w:bookmarkEnd w:id="113"/>
+      <w:bookmarkEnd w:id="114"/>
     </w:p>
     <w:p>
       <w:pPr>
@@ -18673,9 +18647,9 @@
       <w:pPr>
         <w:pStyle w:val="ad"/>
       </w:pPr>
-      <w:bookmarkStart w:id="114" w:name="_Toc68696104"/>
-      <w:bookmarkStart w:id="115" w:name="_Toc72275232"/>
-      <w:bookmarkStart w:id="116" w:name="_Toc103097583"/>
+      <w:bookmarkStart w:id="115" w:name="_Toc68696104"/>
+      <w:bookmarkStart w:id="116" w:name="_Toc72275232"/>
+      <w:bookmarkStart w:id="117" w:name="_Toc103097583"/>
     </w:p>
     <w:p>
       <w:pPr>
@@ -18690,9 +18664,9 @@
           <w:color w:val="auto"/>
         </w:rPr>
       </w:pPr>
-      <w:bookmarkStart w:id="117" w:name="_Toc104795037"/>
-      <w:bookmarkStart w:id="118" w:name="_Toc105597159"/>
-      <w:bookmarkStart w:id="119" w:name="_Toc164804165"/>
+      <w:bookmarkStart w:id="118" w:name="_Toc104795037"/>
+      <w:bookmarkStart w:id="119" w:name="_Toc105597159"/>
+      <w:bookmarkStart w:id="120" w:name="_Toc227649977"/>
       <w:r>
         <w:rPr>
           <w:b w:val="0"/>
@@ -18725,12 +18699,12 @@
         </w:rPr>
         <w:t>ИСТОЧНИКОВ</w:t>
       </w:r>
-      <w:bookmarkEnd w:id="114"/>
       <w:bookmarkEnd w:id="115"/>
       <w:bookmarkEnd w:id="116"/>
       <w:bookmarkEnd w:id="117"/>
       <w:bookmarkEnd w:id="118"/>
       <w:bookmarkEnd w:id="119"/>
+      <w:bookmarkEnd w:id="120"/>
     </w:p>
     <w:p>
       <w:pPr>
@@ -19459,8 +19433,8 @@
       <w:pPr>
         <w:pStyle w:val="ad"/>
       </w:pPr>
-      <w:bookmarkStart w:id="120" w:name="_Toc68696106"/>
-      <w:bookmarkStart w:id="121" w:name="_Toc72275234"/>
+      <w:bookmarkStart w:id="121" w:name="_Toc68696106"/>
+      <w:bookmarkStart w:id="122" w:name="_Toc72275234"/>
     </w:p>
     <w:p>
       <w:pPr>
@@ -19473,9 +19447,9 @@
           <w:color w:val="auto"/>
         </w:rPr>
       </w:pPr>
-      <w:bookmarkStart w:id="122" w:name="_Toc104795038"/>
-      <w:bookmarkStart w:id="123" w:name="_Toc105597160"/>
-      <w:bookmarkStart w:id="124" w:name="_Toc164804166"/>
+      <w:bookmarkStart w:id="123" w:name="_Toc104795038"/>
+      <w:bookmarkStart w:id="124" w:name="_Toc105597160"/>
+      <w:bookmarkStart w:id="125" w:name="_Toc227649978"/>
       <w:r>
         <w:rPr>
           <w:b w:val="0"/>
@@ -19484,9 +19458,9 @@
         </w:rPr>
         <w:t xml:space="preserve">ПРИЛОЖЕНИЕ </w:t>
       </w:r>
-      <w:bookmarkEnd w:id="120"/>
       <w:bookmarkEnd w:id="121"/>
       <w:bookmarkEnd w:id="122"/>
+      <w:bookmarkEnd w:id="123"/>
       <w:r>
         <w:rPr>
           <w:b w:val="0"/>
@@ -19495,8 +19469,8 @@
         </w:rPr>
         <w:t>А</w:t>
       </w:r>
-      <w:bookmarkEnd w:id="123"/>
       <w:bookmarkEnd w:id="124"/>
+      <w:bookmarkEnd w:id="125"/>
     </w:p>
     <w:p>
       <w:pPr>
@@ -19531,7 +19505,6 @@
           <w:bCs/>
           <w:sz w:val="28"/>
           <w:szCs w:val="28"/>
-          <w:lang w:val="en-US"/>
         </w:rPr>
       </w:pPr>
       <w:r>
@@ -19547,7 +19520,6 @@
           <w:bCs/>
           <w:sz w:val="28"/>
           <w:szCs w:val="28"/>
-          <w:lang w:val="en-US"/>
         </w:rPr>
         <w:t xml:space="preserve"> </w:t>
       </w:r>
@@ -19564,7 +19536,6 @@
           <w:bCs/>
           <w:sz w:val="28"/>
           <w:szCs w:val="28"/>
-          <w:lang w:val="en-US"/>
         </w:rPr>
         <w:t xml:space="preserve"> </w:t>
       </w:r>
@@ -19581,7 +19552,6 @@
           <w:bCs/>
           <w:sz w:val="28"/>
           <w:szCs w:val="28"/>
-          <w:lang w:val="en-US"/>
         </w:rPr>
         <w:t xml:space="preserve"> </w:t>
       </w:r>
@@ -19604,7 +19574,6 @@
           <w:bCs/>
           <w:sz w:val="28"/>
           <w:szCs w:val="28"/>
-          <w:lang w:val="en-US"/>
         </w:rPr>
       </w:pPr>
     </w:p>
@@ -21403,7 +21372,7 @@
           <w:sz w:val="19"/>
           <w:szCs w:val="19"/>
           <w:highlight w:val="white"/>
-          <w:lang w:eastAsia="ja-JP"/>
+          <w:lang w:val="en-US" w:eastAsia="ja-JP"/>
         </w:rPr>
       </w:pPr>
       <w:r>
@@ -21424,7 +21393,7 @@
           <w:sz w:val="19"/>
           <w:szCs w:val="19"/>
           <w:highlight w:val="white"/>
-          <w:lang w:eastAsia="ja-JP"/>
+          <w:lang w:val="en-US" w:eastAsia="ja-JP"/>
         </w:rPr>
         <w:t>}</w:t>
       </w:r>
@@ -21440,17 +21409,17 @@
           <w:sz w:val="19"/>
           <w:szCs w:val="19"/>
           <w:highlight w:val="white"/>
-          <w:lang w:eastAsia="ja-JP"/>
-        </w:rPr>
-      </w:pPr>
-      <w:r>
-        <w:rPr>
-          <w:rFonts w:ascii="Cascadia Mono" w:eastAsiaTheme="minorEastAsia" w:hAnsi="Cascadia Mono" w:cs="Cascadia Mono"/>
-          <w:color w:val="000000"/>
-          <w:sz w:val="19"/>
-          <w:szCs w:val="19"/>
-          <w:highlight w:val="white"/>
-          <w:lang w:eastAsia="ja-JP"/>
+          <w:lang w:val="en-US" w:eastAsia="ja-JP"/>
+        </w:rPr>
+      </w:pPr>
+      <w:r>
+        <w:rPr>
+          <w:rFonts w:ascii="Cascadia Mono" w:eastAsiaTheme="minorEastAsia" w:hAnsi="Cascadia Mono" w:cs="Cascadia Mono"/>
+          <w:color w:val="000000"/>
+          <w:sz w:val="19"/>
+          <w:szCs w:val="19"/>
+          <w:highlight w:val="white"/>
+          <w:lang w:val="en-US" w:eastAsia="ja-JP"/>
         </w:rPr>
         <w:t>}</w:t>
       </w:r>
@@ -21464,6 +21433,7 @@
           <w:bCs/>
           <w:sz w:val="28"/>
           <w:szCs w:val="28"/>
+          <w:lang w:val="en-US"/>
         </w:rPr>
       </w:pPr>
     </w:p>
@@ -21476,6 +21446,7 @@
           <w:bCs/>
           <w:sz w:val="28"/>
           <w:szCs w:val="28"/>
+          <w:lang w:val="en-US"/>
         </w:rPr>
       </w:pPr>
       <w:r>
@@ -21484,7 +21455,50 @@
           <w:sz w:val="28"/>
           <w:szCs w:val="28"/>
         </w:rPr>
-        <w:t xml:space="preserve">Листинг кода класса </w:t>
+        <w:t>Листинг</w:t>
+      </w:r>
+      <w:r>
+        <w:rPr>
+          <w:bCs/>
+          <w:sz w:val="28"/>
+          <w:szCs w:val="28"/>
+          <w:lang w:val="en-US"/>
+        </w:rPr>
+        <w:t xml:space="preserve"> </w:t>
+      </w:r>
+      <w:r>
+        <w:rPr>
+          <w:bCs/>
+          <w:sz w:val="28"/>
+          <w:szCs w:val="28"/>
+        </w:rPr>
+        <w:t>кода</w:t>
+      </w:r>
+      <w:r>
+        <w:rPr>
+          <w:bCs/>
+          <w:sz w:val="28"/>
+          <w:szCs w:val="28"/>
+          <w:lang w:val="en-US"/>
+        </w:rPr>
+        <w:t xml:space="preserve"> </w:t>
+      </w:r>
+      <w:r>
+        <w:rPr>
+          <w:bCs/>
+          <w:sz w:val="28"/>
+          <w:szCs w:val="28"/>
+        </w:rPr>
+        <w:t>класса</w:t>
+      </w:r>
+      <w:r>
+        <w:rPr>
+          <w:bCs/>
+          <w:sz w:val="28"/>
+          <w:szCs w:val="28"/>
+          <w:lang w:val="en-US"/>
+        </w:rPr>
+        <w:t xml:space="preserve"> </w:t>
       </w:r>
       <w:r>
         <w:rPr>
@@ -21505,6 +21519,7 @@
           <w:bCs/>
           <w:sz w:val="28"/>
           <w:szCs w:val="28"/>
+          <w:lang w:val="en-US"/>
         </w:rPr>
       </w:pPr>
     </w:p>
@@ -24387,7 +24402,7 @@
           <w:sz w:val="19"/>
           <w:szCs w:val="19"/>
           <w:highlight w:val="white"/>
-          <w:lang w:eastAsia="ja-JP"/>
+          <w:lang w:val="en-US" w:eastAsia="ja-JP"/>
         </w:rPr>
       </w:pPr>
       <w:r>
@@ -24408,7 +24423,7 @@
           <w:sz w:val="19"/>
           <w:szCs w:val="19"/>
           <w:highlight w:val="white"/>
-          <w:lang w:eastAsia="ja-JP"/>
+          <w:lang w:val="en-US" w:eastAsia="ja-JP"/>
         </w:rPr>
         <w:t>}</w:t>
       </w:r>
@@ -24424,17 +24439,17 @@
           <w:sz w:val="19"/>
           <w:szCs w:val="19"/>
           <w:highlight w:val="white"/>
-          <w:lang w:eastAsia="ja-JP"/>
-        </w:rPr>
-      </w:pPr>
-      <w:r>
-        <w:rPr>
-          <w:rFonts w:ascii="Cascadia Mono" w:eastAsiaTheme="minorEastAsia" w:hAnsi="Cascadia Mono" w:cs="Cascadia Mono"/>
-          <w:color w:val="000000"/>
-          <w:sz w:val="19"/>
-          <w:szCs w:val="19"/>
-          <w:highlight w:val="white"/>
-          <w:lang w:eastAsia="ja-JP"/>
+          <w:lang w:val="en-US" w:eastAsia="ja-JP"/>
+        </w:rPr>
+      </w:pPr>
+      <w:r>
+        <w:rPr>
+          <w:rFonts w:ascii="Cascadia Mono" w:eastAsiaTheme="minorEastAsia" w:hAnsi="Cascadia Mono" w:cs="Cascadia Mono"/>
+          <w:color w:val="000000"/>
+          <w:sz w:val="19"/>
+          <w:szCs w:val="19"/>
+          <w:highlight w:val="white"/>
+          <w:lang w:val="en-US" w:eastAsia="ja-JP"/>
         </w:rPr>
         <w:t>}</w:t>
       </w:r>
@@ -24447,6 +24462,7 @@
           <w:bCs/>
           <w:sz w:val="28"/>
           <w:szCs w:val="28"/>
+          <w:lang w:val="en-US"/>
         </w:rPr>
       </w:pPr>
     </w:p>
@@ -25826,7 +25842,7 @@
           <w:sz w:val="19"/>
           <w:szCs w:val="19"/>
           <w:highlight w:val="white"/>
-          <w:lang w:eastAsia="ja-JP"/>
+          <w:lang w:val="en-US" w:eastAsia="ja-JP"/>
         </w:rPr>
       </w:pPr>
       <w:r>
@@ -25848,7 +25864,7 @@
           <w:sz w:val="19"/>
           <w:szCs w:val="19"/>
           <w:highlight w:val="white"/>
-          <w:lang w:eastAsia="ja-JP"/>
+          <w:lang w:val="en-US" w:eastAsia="ja-JP"/>
         </w:rPr>
         <w:t>}</w:t>
       </w:r>
@@ -25864,17 +25880,17 @@
           <w:sz w:val="19"/>
           <w:szCs w:val="19"/>
           <w:highlight w:val="white"/>
-          <w:lang w:eastAsia="ja-JP"/>
-        </w:rPr>
-      </w:pPr>
-      <w:r>
-        <w:rPr>
-          <w:rFonts w:ascii="Cascadia Mono" w:eastAsiaTheme="minorEastAsia" w:hAnsi="Cascadia Mono" w:cs="Cascadia Mono"/>
-          <w:color w:val="000000"/>
-          <w:sz w:val="19"/>
-          <w:szCs w:val="19"/>
-          <w:highlight w:val="white"/>
-          <w:lang w:eastAsia="ja-JP"/>
+          <w:lang w:val="en-US" w:eastAsia="ja-JP"/>
+        </w:rPr>
+      </w:pPr>
+      <w:r>
+        <w:rPr>
+          <w:rFonts w:ascii="Cascadia Mono" w:eastAsiaTheme="minorEastAsia" w:hAnsi="Cascadia Mono" w:cs="Cascadia Mono"/>
+          <w:color w:val="000000"/>
+          <w:sz w:val="19"/>
+          <w:szCs w:val="19"/>
+          <w:highlight w:val="white"/>
+          <w:lang w:val="en-US" w:eastAsia="ja-JP"/>
         </w:rPr>
         <w:t>}</w:t>
       </w:r>
@@ -25888,6 +25904,7 @@
           <w:bCs/>
           <w:sz w:val="28"/>
           <w:szCs w:val="28"/>
+          <w:lang w:val="en-US"/>
         </w:rPr>
       </w:pPr>
     </w:p>
@@ -25900,6 +25917,7 @@
           <w:bCs/>
           <w:sz w:val="28"/>
           <w:szCs w:val="28"/>
+          <w:lang w:val="en-US"/>
         </w:rPr>
       </w:pPr>
       <w:r>
@@ -25908,7 +25926,50 @@
           <w:sz w:val="28"/>
           <w:szCs w:val="28"/>
         </w:rPr>
-        <w:t xml:space="preserve">Листинг кода класса </w:t>
+        <w:t>Листинг</w:t>
+      </w:r>
+      <w:r>
+        <w:rPr>
+          <w:bCs/>
+          <w:sz w:val="28"/>
+          <w:szCs w:val="28"/>
+          <w:lang w:val="en-US"/>
+        </w:rPr>
+        <w:t xml:space="preserve"> </w:t>
+      </w:r>
+      <w:r>
+        <w:rPr>
+          <w:bCs/>
+          <w:sz w:val="28"/>
+          <w:szCs w:val="28"/>
+        </w:rPr>
+        <w:t>кода</w:t>
+      </w:r>
+      <w:r>
+        <w:rPr>
+          <w:bCs/>
+          <w:sz w:val="28"/>
+          <w:szCs w:val="28"/>
+          <w:lang w:val="en-US"/>
+        </w:rPr>
+        <w:t xml:space="preserve"> </w:t>
+      </w:r>
+      <w:r>
+        <w:rPr>
+          <w:bCs/>
+          <w:sz w:val="28"/>
+          <w:szCs w:val="28"/>
+        </w:rPr>
+        <w:t>класса</w:t>
+      </w:r>
+      <w:r>
+        <w:rPr>
+          <w:bCs/>
+          <w:sz w:val="28"/>
+          <w:szCs w:val="28"/>
+          <w:lang w:val="en-US"/>
+        </w:rPr>
+        <w:t xml:space="preserve"> </w:t>
       </w:r>
       <w:r>
         <w:rPr>
@@ -25929,6 +25990,7 @@
           <w:bCs/>
           <w:sz w:val="28"/>
           <w:szCs w:val="28"/>
+          <w:lang w:val="en-US"/>
         </w:rPr>
       </w:pPr>
     </w:p>
@@ -28780,7 +28842,7 @@
           <w:sz w:val="19"/>
           <w:szCs w:val="19"/>
           <w:highlight w:val="white"/>
-          <w:lang w:eastAsia="ja-JP"/>
+          <w:lang w:val="en-US" w:eastAsia="ja-JP"/>
         </w:rPr>
       </w:pPr>
       <w:r>
@@ -28801,7 +28863,7 @@
           <w:sz w:val="19"/>
           <w:szCs w:val="19"/>
           <w:highlight w:val="white"/>
-          <w:lang w:eastAsia="ja-JP"/>
+          <w:lang w:val="en-US" w:eastAsia="ja-JP"/>
         </w:rPr>
         <w:t>}</w:t>
       </w:r>
@@ -28817,17 +28879,17 @@
           <w:sz w:val="19"/>
           <w:szCs w:val="19"/>
           <w:highlight w:val="white"/>
-          <w:lang w:eastAsia="ja-JP"/>
-        </w:rPr>
-      </w:pPr>
-      <w:r>
-        <w:rPr>
-          <w:rFonts w:ascii="Cascadia Mono" w:eastAsiaTheme="minorEastAsia" w:hAnsi="Cascadia Mono" w:cs="Cascadia Mono"/>
-          <w:color w:val="000000"/>
-          <w:sz w:val="19"/>
-          <w:szCs w:val="19"/>
-          <w:highlight w:val="white"/>
-          <w:lang w:eastAsia="ja-JP"/>
+          <w:lang w:val="en-US" w:eastAsia="ja-JP"/>
+        </w:rPr>
+      </w:pPr>
+      <w:r>
+        <w:rPr>
+          <w:rFonts w:ascii="Cascadia Mono" w:eastAsiaTheme="minorEastAsia" w:hAnsi="Cascadia Mono" w:cs="Cascadia Mono"/>
+          <w:color w:val="000000"/>
+          <w:sz w:val="19"/>
+          <w:szCs w:val="19"/>
+          <w:highlight w:val="white"/>
+          <w:lang w:val="en-US" w:eastAsia="ja-JP"/>
         </w:rPr>
         <w:t>}</w:t>
       </w:r>
@@ -28841,6 +28903,7 @@
           <w:bCs/>
           <w:sz w:val="28"/>
           <w:szCs w:val="28"/>
+          <w:lang w:val="en-US"/>
         </w:rPr>
       </w:pPr>
     </w:p>
@@ -28850,12 +28913,14 @@
         <w:rPr>
           <w:sz w:val="28"/>
           <w:szCs w:val="28"/>
-        </w:rPr>
-      </w:pPr>
-      <w:r>
-        <w:rPr>
-          <w:sz w:val="28"/>
-          <w:szCs w:val="28"/>
+          <w:lang w:val="en-US"/>
+        </w:rPr>
+      </w:pPr>
+      <w:r>
+        <w:rPr>
+          <w:sz w:val="28"/>
+          <w:szCs w:val="28"/>
+          <w:lang w:val="en-US"/>
         </w:rPr>
         <w:br w:type="page"/>
       </w:r>
@@ -28863,6 +28928,9 @@
     <w:p>
       <w:pPr>
         <w:pStyle w:val="ad"/>
+        <w:rPr>
+          <w:lang w:val="en-US"/>
+        </w:rPr>
       </w:pPr>
     </w:p>
     <w:p>
@@ -28874,11 +28942,12 @@
           <w:b w:val="0"/>
           <w:caps/>
           <w:color w:val="auto"/>
-        </w:rPr>
-      </w:pPr>
-      <w:bookmarkStart w:id="125" w:name="_Toc104795039"/>
-      <w:bookmarkStart w:id="126" w:name="_Toc105597161"/>
-      <w:bookmarkStart w:id="127" w:name="_Toc164804167"/>
+          <w:lang w:val="en-US"/>
+        </w:rPr>
+      </w:pPr>
+      <w:bookmarkStart w:id="126" w:name="_Toc104795039"/>
+      <w:bookmarkStart w:id="127" w:name="_Toc105597161"/>
+      <w:bookmarkStart w:id="128" w:name="_Toc227649979"/>
       <w:r>
         <w:rPr>
           <w:b w:val="0"/>
@@ -28892,6 +28961,7 @@
           <w:b w:val="0"/>
           <w:caps/>
           <w:color w:val="auto"/>
+          <w:lang w:val="en-US"/>
         </w:rPr>
         <w:t xml:space="preserve"> </w:t>
       </w:r>
@@ -28903,9 +28973,9 @@
         </w:rPr>
         <w:t>Б</w:t>
       </w:r>
-      <w:bookmarkEnd w:id="125"/>
       <w:bookmarkEnd w:id="126"/>
       <w:bookmarkEnd w:id="127"/>
+      <w:bookmarkEnd w:id="128"/>
     </w:p>
     <w:p>
       <w:pPr>
@@ -28916,6 +28986,7 @@
           <w:bCs/>
           <w:sz w:val="28"/>
           <w:szCs w:val="28"/>
+          <w:lang w:val="en-US"/>
         </w:rPr>
       </w:pPr>
     </w:p>
@@ -28928,6 +28999,7 @@
           <w:bCs/>
           <w:sz w:val="28"/>
           <w:szCs w:val="28"/>
+          <w:lang w:val="en-US"/>
         </w:rPr>
       </w:pPr>
     </w:p>
@@ -28940,6 +29012,7 @@
           <w:bCs/>
           <w:sz w:val="28"/>
           <w:szCs w:val="28"/>
+          <w:lang w:val="en-US"/>
         </w:rPr>
       </w:pPr>
       <w:r>
@@ -28955,6 +29028,7 @@
           <w:bCs/>
           <w:sz w:val="28"/>
           <w:szCs w:val="28"/>
+          <w:lang w:val="en-US"/>
         </w:rPr>
         <w:t xml:space="preserve"> </w:t>
       </w:r>
@@ -28971,6 +29045,7 @@
           <w:bCs/>
           <w:sz w:val="28"/>
           <w:szCs w:val="28"/>
+          <w:lang w:val="en-US"/>
         </w:rPr>
         <w:t xml:space="preserve"> </w:t>
       </w:r>
@@ -31358,7 +31433,7 @@
           <w:sz w:val="19"/>
           <w:szCs w:val="19"/>
           <w:highlight w:val="white"/>
-          <w:lang w:eastAsia="ja-JP"/>
+          <w:lang w:val="en-US" w:eastAsia="ja-JP"/>
         </w:rPr>
       </w:pPr>
       <w:r>
@@ -31379,7 +31454,7 @@
           <w:sz w:val="19"/>
           <w:szCs w:val="19"/>
           <w:highlight w:val="white"/>
-          <w:lang w:eastAsia="ja-JP"/>
+          <w:lang w:val="en-US" w:eastAsia="ja-JP"/>
         </w:rPr>
         <w:t>Transaction = transaction</w:t>
       </w:r>
@@ -31395,17 +31470,17 @@
           <w:sz w:val="19"/>
           <w:szCs w:val="19"/>
           <w:highlight w:val="white"/>
-          <w:lang w:eastAsia="ja-JP"/>
-        </w:rPr>
-      </w:pPr>
-      <w:r>
-        <w:rPr>
-          <w:rFonts w:ascii="Cascadia Mono" w:eastAsiaTheme="minorEastAsia" w:hAnsi="Cascadia Mono" w:cs="Cascadia Mono"/>
-          <w:color w:val="000000"/>
-          <w:sz w:val="19"/>
-          <w:szCs w:val="19"/>
-          <w:highlight w:val="white"/>
-          <w:lang w:eastAsia="ja-JP"/>
+          <w:lang w:val="en-US" w:eastAsia="ja-JP"/>
+        </w:rPr>
+      </w:pPr>
+      <w:r>
+        <w:rPr>
+          <w:rFonts w:ascii="Cascadia Mono" w:eastAsiaTheme="minorEastAsia" w:hAnsi="Cascadia Mono" w:cs="Cascadia Mono"/>
+          <w:color w:val="000000"/>
+          <w:sz w:val="19"/>
+          <w:szCs w:val="19"/>
+          <w:highlight w:val="white"/>
+          <w:lang w:val="en-US" w:eastAsia="ja-JP"/>
         </w:rPr>
         <w:t xml:space="preserve">            };</w:t>
       </w:r>
@@ -31421,17 +31496,17 @@
           <w:sz w:val="19"/>
           <w:szCs w:val="19"/>
           <w:highlight w:val="white"/>
-          <w:lang w:eastAsia="ja-JP"/>
-        </w:rPr>
-      </w:pPr>
-      <w:r>
-        <w:rPr>
-          <w:rFonts w:ascii="Cascadia Mono" w:eastAsiaTheme="minorEastAsia" w:hAnsi="Cascadia Mono" w:cs="Cascadia Mono"/>
-          <w:color w:val="000000"/>
-          <w:sz w:val="19"/>
-          <w:szCs w:val="19"/>
-          <w:highlight w:val="white"/>
-          <w:lang w:eastAsia="ja-JP"/>
+          <w:lang w:val="en-US" w:eastAsia="ja-JP"/>
+        </w:rPr>
+      </w:pPr>
+      <w:r>
+        <w:rPr>
+          <w:rFonts w:ascii="Cascadia Mono" w:eastAsiaTheme="minorEastAsia" w:hAnsi="Cascadia Mono" w:cs="Cascadia Mono"/>
+          <w:color w:val="000000"/>
+          <w:sz w:val="19"/>
+          <w:szCs w:val="19"/>
+          <w:highlight w:val="white"/>
+          <w:lang w:val="en-US" w:eastAsia="ja-JP"/>
         </w:rPr>
         <w:t xml:space="preserve">            </w:t>
       </w:r>
@@ -31442,7 +31517,7 @@
           <w:sz w:val="19"/>
           <w:szCs w:val="19"/>
           <w:highlight w:val="white"/>
-          <w:lang w:eastAsia="ja-JP"/>
+          <w:lang w:val="en-US" w:eastAsia="ja-JP"/>
         </w:rPr>
         <w:t>var</w:t>
       </w:r>
@@ -31453,7 +31528,7 @@
           <w:sz w:val="19"/>
           <w:szCs w:val="19"/>
           <w:highlight w:val="white"/>
-          <w:lang w:eastAsia="ja-JP"/>
+          <w:lang w:val="en-US" w:eastAsia="ja-JP"/>
         </w:rPr>
         <w:t xml:space="preserve"> bookTransaction2 = </w:t>
       </w:r>
@@ -31464,7 +31539,7 @@
           <w:sz w:val="19"/>
           <w:szCs w:val="19"/>
           <w:highlight w:val="white"/>
-          <w:lang w:eastAsia="ja-JP"/>
+          <w:lang w:val="en-US" w:eastAsia="ja-JP"/>
         </w:rPr>
         <w:t>new</w:t>
       </w:r>
@@ -31475,7 +31550,7 @@
           <w:sz w:val="19"/>
           <w:szCs w:val="19"/>
           <w:highlight w:val="white"/>
-          <w:lang w:eastAsia="ja-JP"/>
+          <w:lang w:val="en-US" w:eastAsia="ja-JP"/>
         </w:rPr>
         <w:t xml:space="preserve"> BookTransaction</w:t>
       </w:r>
@@ -31501,7 +31576,7 @@
           <w:sz w:val="19"/>
           <w:szCs w:val="19"/>
           <w:highlight w:val="white"/>
-          <w:lang w:eastAsia="ja-JP"/>
+          <w:lang w:val="en-US" w:eastAsia="ja-JP"/>
         </w:rPr>
         <w:lastRenderedPageBreak/>
         <w:t xml:space="preserve">            </w:t>
